--- a/Master Folder/Master BA Timlak Fisik/04. BA Reviu Persiapan Pengadaan dan Nota Dinas.docx
+++ b/Master Folder/Master BA Timlak Fisik/04. BA Reviu Persiapan Pengadaan dan Nota Dinas.docx
@@ -1,6 +1,6 @@
 
 <file path=word/document.xml><?xml version="1.0" encoding="utf-8"?>
-<w:document xmlns:wpc="http://schemas.microsoft.com/office/word/2010/wordprocessingCanvas" xmlns:cx="http://schemas.microsoft.com/office/drawing/2014/chartex" xmlns:cx1="http://schemas.microsoft.com/office/drawing/2015/9/8/chartex" xmlns:cx2="http://schemas.microsoft.com/office/drawing/2015/10/21/chartex" xmlns:cx3="http://schemas.microsoft.com/office/drawing/2016/5/9/chartex" xmlns:cx4="http://schemas.microsoft.com/office/drawing/2016/5/10/chartex" xmlns:cx5="http://schemas.microsoft.com/office/drawing/2016/5/11/chartex" xmlns:cx6="http://schemas.microsoft.com/office/drawing/2016/5/12/chartex" xmlns:cx7="http://schemas.microsoft.com/office/drawing/2016/5/13/chartex" xmlns:cx8="http://schemas.microsoft.com/office/drawing/2016/5/14/chartex" xmlns:mc="http://schemas.openxmlformats.org/markup-compatibility/2006" xmlns:aink="http://schemas.microsoft.com/office/drawing/2016/ink" xmlns:am3d="http://schemas.microsoft.com/office/drawing/2017/model3d" xmlns:o="urn:schemas-microsoft-com:office:office" xmlns:r="http://schemas.openxmlformats.org/officeDocument/2006/relationships" xmlns:m="http://schemas.openxmlformats.org/officeDocument/2006/math" xmlns:v="urn:schemas-microsoft-com:vml" xmlns:wp14="http://schemas.microsoft.com/office/word/2010/wordprocessingDrawing" xmlns:wp="http://schemas.openxmlformats.org/drawingml/2006/wordprocessingDrawing" xmlns:w10="urn:schemas-microsoft-com:office:word" xmlns:w="http://schemas.openxmlformats.org/wordprocessingml/2006/main" xmlns:w14="http://schemas.microsoft.com/office/word/2010/wordml" xmlns:w15="http://schemas.microsoft.com/office/word/2012/wordml" xmlns:w16cex="http://schemas.microsoft.com/office/word/2018/wordml/cex" xmlns:w16cid="http://schemas.microsoft.com/office/word/2016/wordml/cid" xmlns:w16="http://schemas.microsoft.com/office/word/2018/wordml" xmlns:w16sdtdh="http://schemas.microsoft.com/office/word/2020/wordml/sdtdatahash" xmlns:w16se="http://schemas.microsoft.com/office/word/2015/wordml/symex" xmlns:wpg="http://schemas.microsoft.com/office/word/2010/wordprocessingGroup" xmlns:wpi="http://schemas.microsoft.com/office/word/2010/wordprocessingInk" xmlns:wne="http://schemas.microsoft.com/office/word/2006/wordml" xmlns:wps="http://schemas.microsoft.com/office/word/2010/wordprocessingShape" mc:Ignorable="w14 w15 w16se w16cid w16 w16cex w16sdtdh wp14">
+<w:document xmlns:wpc="http://schemas.microsoft.com/office/word/2010/wordprocessingCanvas" xmlns:cx="http://schemas.microsoft.com/office/drawing/2014/chartex" xmlns:cx1="http://schemas.microsoft.com/office/drawing/2015/9/8/chartex" xmlns:cx2="http://schemas.microsoft.com/office/drawing/2015/10/21/chartex" xmlns:cx3="http://schemas.microsoft.com/office/drawing/2016/5/9/chartex" xmlns:cx4="http://schemas.microsoft.com/office/drawing/2016/5/10/chartex" xmlns:cx5="http://schemas.microsoft.com/office/drawing/2016/5/11/chartex" xmlns:cx6="http://schemas.microsoft.com/office/drawing/2016/5/12/chartex" xmlns:cx7="http://schemas.microsoft.com/office/drawing/2016/5/13/chartex" xmlns:cx8="http://schemas.microsoft.com/office/drawing/2016/5/14/chartex" xmlns:mc="http://schemas.openxmlformats.org/markup-compatibility/2006" xmlns:aink="http://schemas.microsoft.com/office/drawing/2016/ink" xmlns:am3d="http://schemas.microsoft.com/office/drawing/2017/model3d" xmlns:o="urn:schemas-microsoft-com:office:office" xmlns:oel="http://schemas.microsoft.com/office/2019/extlst" xmlns:r="http://schemas.openxmlformats.org/officeDocument/2006/relationships" xmlns:m="http://schemas.openxmlformats.org/officeDocument/2006/math" xmlns:v="urn:schemas-microsoft-com:vml" xmlns:wp14="http://schemas.microsoft.com/office/word/2010/wordprocessingDrawing" xmlns:wp="http://schemas.openxmlformats.org/drawingml/2006/wordprocessingDrawing" xmlns:w10="urn:schemas-microsoft-com:office:word" xmlns:w="http://schemas.openxmlformats.org/wordprocessingml/2006/main" xmlns:w14="http://schemas.microsoft.com/office/word/2010/wordml" xmlns:w15="http://schemas.microsoft.com/office/word/2012/wordml" xmlns:w16cex="http://schemas.microsoft.com/office/word/2018/wordml/cex" xmlns:w16cid="http://schemas.microsoft.com/office/word/2016/wordml/cid" xmlns:w16="http://schemas.microsoft.com/office/word/2018/wordml" xmlns:w16du="http://schemas.microsoft.com/office/word/2023/wordml/word16du" xmlns:w16sdtdh="http://schemas.microsoft.com/office/word/2020/wordml/sdtdatahash" xmlns:w16sdtfl="http://schemas.microsoft.com/office/word/2024/wordml/sdtformatlock" xmlns:w16se="http://schemas.microsoft.com/office/word/2015/wordml/symex" xmlns:wpg="http://schemas.microsoft.com/office/word/2010/wordprocessingGroup" xmlns:wpi="http://schemas.microsoft.com/office/word/2010/wordprocessingInk" xmlns:wne="http://schemas.microsoft.com/office/word/2006/wordml" xmlns:wps="http://schemas.microsoft.com/office/word/2010/wordprocessingShape" mc:Ignorable="w14 w15 w16se w16cid w16 w16cex w16sdtdh w16sdtfl w16du wp14">
   <w:body>
     <w:p>
       <w:pPr>
@@ -256,9 +256,16 @@
           <w:szCs w:val="22"/>
           <w:lang w:val="en-US"/>
         </w:rPr>
-        <w:t>{</w:t>
-      </w:r>
-      <w:proofErr w:type="spellStart"/>
+        <w:t>{kode_klasifikasi}</w:t>
+      </w:r>
+      <w:r>
+        <w:rPr>
+          <w:rFonts w:ascii="Arial" w:eastAsia="Arial" w:hAnsi="Arial" w:cs="Arial"/>
+          <w:sz w:val="22"/>
+          <w:szCs w:val="22"/>
+        </w:rPr>
+        <w:t>/R/Bp2jk17/POKJA-</w:t>
+      </w:r>
       <w:r>
         <w:rPr>
           <w:rFonts w:ascii="Arial" w:eastAsia="Arial" w:hAnsi="Arial" w:cs="Arial"/>
@@ -266,54 +273,7 @@
           <w:szCs w:val="22"/>
           <w:lang w:val="en-US"/>
         </w:rPr>
-        <w:t>kode_klasifikasi</w:t>
-      </w:r>
-      <w:proofErr w:type="spellEnd"/>
-      <w:r>
-        <w:rPr>
-          <w:rFonts w:ascii="Arial" w:eastAsia="Arial" w:hAnsi="Arial" w:cs="Arial"/>
-          <w:sz w:val="22"/>
-          <w:szCs w:val="22"/>
-          <w:lang w:val="en-US"/>
-        </w:rPr>
-        <w:t>}</w:t>
-      </w:r>
-      <w:r>
-        <w:rPr>
-          <w:rFonts w:ascii="Arial" w:eastAsia="Arial" w:hAnsi="Arial" w:cs="Arial"/>
-          <w:sz w:val="22"/>
-          <w:szCs w:val="22"/>
-        </w:rPr>
-        <w:t>/R/Bp2jk17/POKJA-</w:t>
-      </w:r>
-      <w:r>
-        <w:rPr>
-          <w:rFonts w:ascii="Arial" w:eastAsia="Arial" w:hAnsi="Arial" w:cs="Arial"/>
-          <w:sz w:val="22"/>
-          <w:szCs w:val="22"/>
-          <w:lang w:val="en-US"/>
-        </w:rPr>
-        <w:t>{</w:t>
-      </w:r>
-      <w:proofErr w:type="spellStart"/>
-      <w:r>
-        <w:rPr>
-          <w:rFonts w:ascii="Arial" w:eastAsia="Arial" w:hAnsi="Arial" w:cs="Arial"/>
-          <w:sz w:val="22"/>
-          <w:szCs w:val="22"/>
-          <w:lang w:val="en-US"/>
-        </w:rPr>
-        <w:t>kode_pokja</w:t>
-      </w:r>
-      <w:proofErr w:type="spellEnd"/>
-      <w:r>
-        <w:rPr>
-          <w:rFonts w:ascii="Arial" w:eastAsia="Arial" w:hAnsi="Arial" w:cs="Arial"/>
-          <w:sz w:val="22"/>
-          <w:szCs w:val="22"/>
-          <w:lang w:val="en-US"/>
-        </w:rPr>
-        <w:t>}</w:t>
+        <w:t>{kode_pokja}</w:t>
       </w:r>
       <w:r>
         <w:rPr>
@@ -488,7 +448,6 @@
         </w:rPr>
         <w:t>_</w:t>
       </w:r>
-      <w:proofErr w:type="spellStart"/>
       <w:r>
         <w:rPr>
           <w:rFonts w:ascii="Arial" w:eastAsia="Arial" w:hAnsi="Arial" w:cs="Arial"/>
@@ -502,7 +461,6 @@
         </w:rPr>
         <w:t>reviu</w:t>
       </w:r>
-      <w:proofErr w:type="spellEnd"/>
       <w:r>
         <w:rPr>
           <w:rFonts w:ascii="Arial" w:eastAsia="Arial" w:hAnsi="Arial" w:cs="Arial"/>
@@ -602,7 +560,6 @@
         </w:rPr>
         <w:t>{tanggal_</w:t>
       </w:r>
-      <w:proofErr w:type="spellStart"/>
       <w:r>
         <w:rPr>
           <w:rFonts w:ascii="Arial" w:eastAsia="Arial" w:hAnsi="Arial" w:cs="Arial"/>
@@ -613,9 +570,8 @@
           <w:szCs w:val="22"/>
           <w:lang w:val="en-US"/>
         </w:rPr>
-        <w:t>sebut</w:t>
-      </w:r>
-      <w:proofErr w:type="spellEnd"/>
+        <w:t>sebut_</w:t>
+      </w:r>
       <w:r>
         <w:rPr>
           <w:rFonts w:ascii="Arial" w:eastAsia="Arial" w:hAnsi="Arial" w:cs="Arial"/>
@@ -624,9 +580,8 @@
           <w:spacing w:val="5"/>
           <w:sz w:val="22"/>
           <w:szCs w:val="22"/>
-          <w:lang w:val="en-US"/>
-        </w:rPr>
-        <w:t>_</w:t>
+        </w:rPr>
+        <w:t>reviu</w:t>
       </w:r>
       <w:r>
         <w:rPr>
@@ -637,7 +592,7 @@
           <w:sz w:val="22"/>
           <w:szCs w:val="22"/>
         </w:rPr>
-        <w:t>reviu</w:t>
+        <w:t>}</w:t>
       </w:r>
       <w:r>
         <w:rPr>
@@ -648,17 +603,6 @@
           <w:sz w:val="22"/>
           <w:szCs w:val="22"/>
         </w:rPr>
-        <w:t>}</w:t>
-      </w:r>
-      <w:r>
-        <w:rPr>
-          <w:rFonts w:ascii="Arial" w:eastAsia="Arial" w:hAnsi="Arial" w:cs="Arial"/>
-          <w:b/>
-          <w:bCs/>
-          <w:spacing w:val="5"/>
-          <w:sz w:val="22"/>
-          <w:szCs w:val="22"/>
-        </w:rPr>
         <w:t xml:space="preserve"> </w:t>
       </w:r>
       <w:r>
@@ -725,7 +669,6 @@
         </w:rPr>
         <w:t>{bulan_</w:t>
       </w:r>
-      <w:proofErr w:type="spellStart"/>
       <w:r>
         <w:rPr>
           <w:rFonts w:ascii="Arial" w:eastAsia="Arial" w:hAnsi="Arial" w:cs="Arial"/>
@@ -736,9 +679,8 @@
           <w:szCs w:val="22"/>
           <w:lang w:val="en-US"/>
         </w:rPr>
-        <w:t>sebut</w:t>
-      </w:r>
-      <w:proofErr w:type="spellEnd"/>
+        <w:t>sebut_</w:t>
+      </w:r>
       <w:r>
         <w:rPr>
           <w:rFonts w:ascii="Arial" w:eastAsia="Arial" w:hAnsi="Arial" w:cs="Arial"/>
@@ -747,9 +689,8 @@
           <w:spacing w:val="6"/>
           <w:sz w:val="22"/>
           <w:szCs w:val="22"/>
-          <w:lang w:val="en-US"/>
-        </w:rPr>
-        <w:t>_</w:t>
+        </w:rPr>
+        <w:t>reviu</w:t>
       </w:r>
       <w:r>
         <w:rPr>
@@ -760,7 +701,7 @@
           <w:sz w:val="22"/>
           <w:szCs w:val="22"/>
         </w:rPr>
-        <w:t>reviu</w:t>
+        <w:t>}</w:t>
       </w:r>
       <w:r>
         <w:rPr>
@@ -771,17 +712,6 @@
           <w:sz w:val="22"/>
           <w:szCs w:val="22"/>
         </w:rPr>
-        <w:t>}</w:t>
-      </w:r>
-      <w:r>
-        <w:rPr>
-          <w:rFonts w:ascii="Arial" w:eastAsia="Arial" w:hAnsi="Arial" w:cs="Arial"/>
-          <w:b/>
-          <w:bCs/>
-          <w:spacing w:val="6"/>
-          <w:sz w:val="22"/>
-          <w:szCs w:val="22"/>
-        </w:rPr>
         <w:t xml:space="preserve"> </w:t>
       </w:r>
       <w:r>
@@ -839,7 +769,6 @@
         </w:rPr>
         <w:t>{tahun_</w:t>
       </w:r>
-      <w:proofErr w:type="spellStart"/>
       <w:r>
         <w:rPr>
           <w:rFonts w:ascii="Arial" w:eastAsia="Arial" w:hAnsi="Arial" w:cs="Arial"/>
@@ -850,20 +779,7 @@
           <w:szCs w:val="22"/>
           <w:lang w:val="en-US"/>
         </w:rPr>
-        <w:t>sebut</w:t>
-      </w:r>
-      <w:proofErr w:type="spellEnd"/>
-      <w:r>
-        <w:rPr>
-          <w:rFonts w:ascii="Arial" w:eastAsia="Arial" w:hAnsi="Arial" w:cs="Arial"/>
-          <w:b/>
-          <w:bCs/>
-          <w:spacing w:val="1"/>
-          <w:sz w:val="22"/>
-          <w:szCs w:val="22"/>
-          <w:lang w:val="en-US"/>
-        </w:rPr>
-        <w:t>_</w:t>
+        <w:t>sebut_</w:t>
       </w:r>
       <w:r>
         <w:rPr>
@@ -2023,7 +1939,6 @@
               </w:rPr>
               <w:t>{metode_</w:t>
             </w:r>
-            <w:proofErr w:type="spellStart"/>
             <w:r>
               <w:rPr>
                 <w:rFonts w:ascii="Arial" w:hAnsi="Arial" w:cs="Arial"/>
@@ -2033,7 +1948,6 @@
               </w:rPr>
               <w:t>pemilihan</w:t>
             </w:r>
-            <w:proofErr w:type="spellEnd"/>
             <w:r>
               <w:rPr>
                 <w:rFonts w:ascii="Arial" w:hAnsi="Arial" w:cs="Arial"/>
@@ -5830,7 +5744,23 @@
           <w:sz w:val="22"/>
           <w:szCs w:val="22"/>
         </w:rPr>
-        <w:t>{tanggal_undangan_rapat}</w:t>
+        <w:t>{tanggal_</w:t>
+      </w:r>
+      <w:r>
+        <w:rPr>
+          <w:rFonts w:ascii="Arial" w:eastAsia="Arial" w:hAnsi="Arial" w:cs="Arial"/>
+          <w:sz w:val="22"/>
+          <w:szCs w:val="22"/>
+        </w:rPr>
+        <w:t>reviu</w:t>
+      </w:r>
+      <w:r>
+        <w:rPr>
+          <w:rFonts w:ascii="Arial" w:eastAsia="Arial" w:hAnsi="Arial" w:cs="Arial"/>
+          <w:sz w:val="22"/>
+          <w:szCs w:val="22"/>
+        </w:rPr>
+        <w:t>}</w:t>
       </w:r>
       <w:r>
         <w:rPr>
@@ -6870,7 +6800,6 @@
                 <w:highlight w:val="yellow"/>
               </w:rPr>
             </w:pPr>
-            <w:proofErr w:type="spellStart"/>
             <w:r>
               <w:rPr>
                 <w:rFonts w:ascii="Arial" w:hAnsi="Arial" w:cs="Arial"/>
@@ -6881,20 +6810,7 @@
                 <w:highlight w:val="yellow"/>
                 <w:lang w:val="en-US"/>
               </w:rPr>
-              <w:t>Catatan</w:t>
-            </w:r>
-            <w:proofErr w:type="spellEnd"/>
-            <w:r>
-              <w:rPr>
-                <w:rFonts w:ascii="Arial" w:hAnsi="Arial" w:cs="Arial"/>
-                <w:b/>
-                <w:bCs/>
-                <w:sz w:val="22"/>
-                <w:szCs w:val="22"/>
-                <w:highlight w:val="yellow"/>
-                <w:lang w:val="en-US"/>
-              </w:rPr>
-              <w:t>/</w:t>
+              <w:t>Catatan/</w:t>
             </w:r>
             <w:r>
               <w:rPr>
@@ -9094,106 +9010,16 @@
                 <w:highlight w:val="yellow"/>
               </w:rPr>
             </w:pPr>
-            <w:proofErr w:type="spellStart"/>
-            <w:r>
-              <w:rPr>
-                <w:rFonts w:ascii="Arial" w:hAnsi="Arial" w:cs="Arial"/>
-                <w:sz w:val="22"/>
-                <w:szCs w:val="22"/>
-                <w:highlight w:val="yellow"/>
-                <w:lang w:val="en-US"/>
-              </w:rPr>
-              <w:t>Identifikasi</w:t>
-            </w:r>
-            <w:proofErr w:type="spellEnd"/>
-            <w:r>
-              <w:rPr>
-                <w:rFonts w:ascii="Arial" w:hAnsi="Arial" w:cs="Arial"/>
-                <w:sz w:val="22"/>
-                <w:szCs w:val="22"/>
-                <w:highlight w:val="yellow"/>
-                <w:lang w:val="en-US"/>
-              </w:rPr>
-              <w:t xml:space="preserve"> </w:t>
-            </w:r>
-            <w:proofErr w:type="spellStart"/>
-            <w:r>
-              <w:rPr>
-                <w:rFonts w:ascii="Arial" w:hAnsi="Arial" w:cs="Arial"/>
-                <w:sz w:val="22"/>
-                <w:szCs w:val="22"/>
-                <w:highlight w:val="yellow"/>
-                <w:lang w:val="en-US"/>
-              </w:rPr>
-              <w:t>bahaya</w:t>
-            </w:r>
-            <w:proofErr w:type="spellEnd"/>
-            <w:r>
-              <w:rPr>
-                <w:rFonts w:ascii="Arial" w:hAnsi="Arial" w:cs="Arial"/>
-                <w:sz w:val="22"/>
-                <w:szCs w:val="22"/>
-                <w:highlight w:val="yellow"/>
-                <w:lang w:val="en-US"/>
-              </w:rPr>
-              <w:t xml:space="preserve"> dan </w:t>
-            </w:r>
-            <w:proofErr w:type="spellStart"/>
-            <w:r>
-              <w:rPr>
-                <w:rFonts w:ascii="Arial" w:hAnsi="Arial" w:cs="Arial"/>
-                <w:sz w:val="22"/>
-                <w:szCs w:val="22"/>
-                <w:highlight w:val="yellow"/>
-                <w:lang w:val="en-US"/>
-              </w:rPr>
-              <w:t>risiko</w:t>
-            </w:r>
-            <w:proofErr w:type="spellEnd"/>
-            <w:r>
-              <w:rPr>
-                <w:rFonts w:ascii="Arial" w:hAnsi="Arial" w:cs="Arial"/>
-                <w:sz w:val="22"/>
-                <w:szCs w:val="22"/>
-                <w:highlight w:val="yellow"/>
-                <w:lang w:val="en-US"/>
-              </w:rPr>
-              <w:t xml:space="preserve"> </w:t>
-            </w:r>
-            <w:proofErr w:type="spellStart"/>
-            <w:r>
-              <w:rPr>
-                <w:rFonts w:ascii="Arial" w:hAnsi="Arial" w:cs="Arial"/>
-                <w:sz w:val="22"/>
-                <w:szCs w:val="22"/>
-                <w:highlight w:val="yellow"/>
-                <w:lang w:val="en-US"/>
-              </w:rPr>
-              <w:t>keselamatan</w:t>
-            </w:r>
-            <w:proofErr w:type="spellEnd"/>
-            <w:r>
-              <w:rPr>
-                <w:rFonts w:ascii="Arial" w:hAnsi="Arial" w:cs="Arial"/>
-                <w:sz w:val="22"/>
-                <w:szCs w:val="22"/>
-                <w:highlight w:val="yellow"/>
-                <w:lang w:val="en-US"/>
-              </w:rPr>
-              <w:t xml:space="preserve"> </w:t>
-            </w:r>
-            <w:proofErr w:type="spellStart"/>
-            <w:r>
-              <w:rPr>
-                <w:rFonts w:ascii="Arial" w:hAnsi="Arial" w:cs="Arial"/>
-                <w:sz w:val="22"/>
-                <w:szCs w:val="22"/>
-                <w:highlight w:val="yellow"/>
-                <w:lang w:val="en-US"/>
-              </w:rPr>
-              <w:t>konstruksi</w:t>
-            </w:r>
-            <w:proofErr w:type="spellEnd"/>
+            <w:r>
+              <w:rPr>
+                <w:rFonts w:ascii="Arial" w:hAnsi="Arial" w:cs="Arial"/>
+                <w:sz w:val="22"/>
+                <w:szCs w:val="22"/>
+                <w:highlight w:val="yellow"/>
+                <w:lang w:val="en-US"/>
+              </w:rPr>
+              <w:t>Identifikasi bahaya dan risiko keselamatan konstruksi</w:t>
+            </w:r>
           </w:p>
         </w:tc>
         <w:tc>
@@ -9828,7 +9654,6 @@
                 <w:highlight w:val="yellow"/>
               </w:rPr>
             </w:pPr>
-            <w:proofErr w:type="spellStart"/>
             <w:r>
               <w:rPr>
                 <w:rFonts w:ascii="Arial" w:hAnsi="Arial" w:cs="Arial"/>
@@ -9838,19 +9663,7 @@
                 <w:highlight w:val="yellow"/>
                 <w:lang w:val="en-US"/>
               </w:rPr>
-              <w:t>Opini</w:t>
-            </w:r>
-            <w:proofErr w:type="spellEnd"/>
-            <w:r>
-              <w:rPr>
-                <w:rFonts w:ascii="Arial" w:hAnsi="Arial" w:cs="Arial"/>
-                <w:strike/>
-                <w:sz w:val="22"/>
-                <w:szCs w:val="22"/>
-                <w:highlight w:val="yellow"/>
-                <w:lang w:val="en-US"/>
-              </w:rPr>
-              <w:t xml:space="preserve"> Hukum*</w:t>
+              <w:t>Opini Hukum*</w:t>
             </w:r>
           </w:p>
         </w:tc>
@@ -10022,7 +9835,6 @@
                 <w:lang w:val="en-US"/>
               </w:rPr>
             </w:pPr>
-            <w:proofErr w:type="spellStart"/>
             <w:r>
               <w:rPr>
                 <w:rFonts w:ascii="Arial" w:hAnsi="Arial" w:cs="Arial"/>
@@ -10032,91 +9844,7 @@
                 <w:highlight w:val="yellow"/>
                 <w:lang w:val="en-US"/>
               </w:rPr>
-              <w:t>Dokumen</w:t>
-            </w:r>
-            <w:proofErr w:type="spellEnd"/>
-            <w:r>
-              <w:rPr>
-                <w:rFonts w:ascii="Arial" w:hAnsi="Arial" w:cs="Arial"/>
-                <w:strike/>
-                <w:sz w:val="22"/>
-                <w:szCs w:val="22"/>
-                <w:highlight w:val="yellow"/>
-                <w:lang w:val="en-US"/>
-              </w:rPr>
-              <w:t xml:space="preserve"> </w:t>
-            </w:r>
-            <w:proofErr w:type="spellStart"/>
-            <w:r>
-              <w:rPr>
-                <w:rFonts w:ascii="Arial" w:hAnsi="Arial" w:cs="Arial"/>
-                <w:strike/>
-                <w:sz w:val="22"/>
-                <w:szCs w:val="22"/>
-                <w:highlight w:val="yellow"/>
-                <w:lang w:val="en-US"/>
-              </w:rPr>
-              <w:t>Penetapan</w:t>
-            </w:r>
-            <w:proofErr w:type="spellEnd"/>
-            <w:r>
-              <w:rPr>
-                <w:rFonts w:ascii="Arial" w:hAnsi="Arial" w:cs="Arial"/>
-                <w:strike/>
-                <w:sz w:val="22"/>
-                <w:szCs w:val="22"/>
-                <w:highlight w:val="yellow"/>
-                <w:lang w:val="en-US"/>
-              </w:rPr>
-              <w:t xml:space="preserve"> </w:t>
-            </w:r>
-            <w:proofErr w:type="spellStart"/>
-            <w:r>
-              <w:rPr>
-                <w:rFonts w:ascii="Arial" w:hAnsi="Arial" w:cs="Arial"/>
-                <w:strike/>
-                <w:sz w:val="22"/>
-                <w:szCs w:val="22"/>
-                <w:highlight w:val="yellow"/>
-                <w:lang w:val="en-US"/>
-              </w:rPr>
-              <w:t>Kompleksitas</w:t>
-            </w:r>
-            <w:proofErr w:type="spellEnd"/>
-            <w:r>
-              <w:rPr>
-                <w:rFonts w:ascii="Arial" w:hAnsi="Arial" w:cs="Arial"/>
-                <w:strike/>
-                <w:sz w:val="22"/>
-                <w:szCs w:val="22"/>
-                <w:highlight w:val="yellow"/>
-                <w:lang w:val="en-US"/>
-              </w:rPr>
-              <w:t xml:space="preserve"> </w:t>
-            </w:r>
-            <w:proofErr w:type="spellStart"/>
-            <w:r>
-              <w:rPr>
-                <w:rFonts w:ascii="Arial" w:hAnsi="Arial" w:cs="Arial"/>
-                <w:strike/>
-                <w:sz w:val="22"/>
-                <w:szCs w:val="22"/>
-                <w:highlight w:val="yellow"/>
-                <w:lang w:val="en-US"/>
-              </w:rPr>
-              <w:t>Pekerjaan</w:t>
-            </w:r>
-            <w:proofErr w:type="spellEnd"/>
-            <w:r>
-              <w:rPr>
-                <w:rFonts w:ascii="Arial" w:hAnsi="Arial" w:cs="Arial"/>
-                <w:strike/>
-                <w:sz w:val="22"/>
-                <w:szCs w:val="22"/>
-                <w:highlight w:val="yellow"/>
-                <w:lang w:val="en-US"/>
-              </w:rPr>
-              <w:t>*</w:t>
+              <w:t>Dokumen Penetapan Kompleksitas Pekerjaan*</w:t>
             </w:r>
           </w:p>
         </w:tc>
@@ -10269,55 +9997,7 @@
                 <w:highlight w:val="yellow"/>
                 <w:lang w:val="en-US"/>
               </w:rPr>
-              <w:t xml:space="preserve">Surat </w:t>
-            </w:r>
-            <w:proofErr w:type="spellStart"/>
-            <w:r>
-              <w:rPr>
-                <w:rFonts w:ascii="Arial" w:hAnsi="Arial" w:cs="Arial"/>
-                <w:strike/>
-                <w:sz w:val="22"/>
-                <w:szCs w:val="22"/>
-                <w:highlight w:val="yellow"/>
-                <w:lang w:val="en-US"/>
-              </w:rPr>
-              <w:t>Izin</w:t>
-            </w:r>
-            <w:proofErr w:type="spellEnd"/>
-            <w:r>
-              <w:rPr>
-                <w:rFonts w:ascii="Arial" w:hAnsi="Arial" w:cs="Arial"/>
-                <w:strike/>
-                <w:sz w:val="22"/>
-                <w:szCs w:val="22"/>
-                <w:highlight w:val="yellow"/>
-                <w:lang w:val="en-US"/>
-              </w:rPr>
-              <w:t xml:space="preserve"> </w:t>
-            </w:r>
-            <w:proofErr w:type="spellStart"/>
-            <w:r>
-              <w:rPr>
-                <w:rFonts w:ascii="Arial" w:hAnsi="Arial" w:cs="Arial"/>
-                <w:strike/>
-                <w:sz w:val="22"/>
-                <w:szCs w:val="22"/>
-                <w:highlight w:val="yellow"/>
-                <w:lang w:val="en-US"/>
-              </w:rPr>
-              <w:t>Impor</w:t>
-            </w:r>
-            <w:proofErr w:type="spellEnd"/>
-            <w:r>
-              <w:rPr>
-                <w:rFonts w:ascii="Arial" w:hAnsi="Arial" w:cs="Arial"/>
-                <w:strike/>
-                <w:sz w:val="22"/>
-                <w:szCs w:val="22"/>
-                <w:highlight w:val="yellow"/>
-                <w:lang w:val="en-US"/>
-              </w:rPr>
-              <w:t>*</w:t>
+              <w:t>Surat Izin Impor*</w:t>
             </w:r>
           </w:p>
         </w:tc>
@@ -10489,27 +10169,15 @@
                 <w:lang w:val="en-US"/>
               </w:rPr>
             </w:pPr>
-            <w:proofErr w:type="spellStart"/>
-            <w:r>
-              <w:rPr>
-                <w:rFonts w:ascii="Arial" w:hAnsi="Arial" w:cs="Arial"/>
-                <w:sz w:val="22"/>
-                <w:szCs w:val="22"/>
-                <w:highlight w:val="yellow"/>
-                <w:lang w:val="en-US"/>
-              </w:rPr>
-              <w:t>Perizinan-Perizinan</w:t>
-            </w:r>
-            <w:proofErr w:type="spellEnd"/>
-            <w:r>
-              <w:rPr>
-                <w:rFonts w:ascii="Arial" w:hAnsi="Arial" w:cs="Arial"/>
-                <w:sz w:val="22"/>
-                <w:szCs w:val="22"/>
-                <w:highlight w:val="yellow"/>
-                <w:lang w:val="en-US"/>
-              </w:rPr>
-              <w:t>*</w:t>
+            <w:r>
+              <w:rPr>
+                <w:rFonts w:ascii="Arial" w:hAnsi="Arial" w:cs="Arial"/>
+                <w:sz w:val="22"/>
+                <w:szCs w:val="22"/>
+                <w:highlight w:val="yellow"/>
+                <w:lang w:val="en-US"/>
+              </w:rPr>
+              <w:t>Perizinan-Perizinan*</w:t>
             </w:r>
           </w:p>
         </w:tc>
@@ -10653,216 +10321,16 @@
                 <w:lang w:val="en-US"/>
               </w:rPr>
             </w:pPr>
-            <w:proofErr w:type="spellStart"/>
-            <w:r>
-              <w:rPr>
-                <w:rFonts w:ascii="Arial" w:hAnsi="Arial" w:cs="Arial"/>
-                <w:sz w:val="22"/>
-                <w:szCs w:val="22"/>
-                <w:highlight w:val="yellow"/>
-                <w:lang w:val="en-US"/>
-              </w:rPr>
-              <w:t>Institusi</w:t>
-            </w:r>
-            <w:proofErr w:type="spellEnd"/>
-            <w:r>
-              <w:rPr>
-                <w:rFonts w:ascii="Arial" w:hAnsi="Arial" w:cs="Arial"/>
-                <w:sz w:val="22"/>
-                <w:szCs w:val="22"/>
-                <w:highlight w:val="yellow"/>
-                <w:lang w:val="en-US"/>
-              </w:rPr>
-              <w:t xml:space="preserve"> </w:t>
-            </w:r>
-            <w:proofErr w:type="spellStart"/>
-            <w:r>
-              <w:rPr>
-                <w:rFonts w:ascii="Arial" w:hAnsi="Arial" w:cs="Arial"/>
-                <w:sz w:val="22"/>
-                <w:szCs w:val="22"/>
-                <w:highlight w:val="yellow"/>
-                <w:lang w:val="en-US"/>
-              </w:rPr>
-              <w:t>pengelola</w:t>
-            </w:r>
-            <w:proofErr w:type="spellEnd"/>
-            <w:r>
-              <w:rPr>
-                <w:rFonts w:ascii="Arial" w:hAnsi="Arial" w:cs="Arial"/>
-                <w:sz w:val="22"/>
-                <w:szCs w:val="22"/>
-                <w:highlight w:val="yellow"/>
-                <w:lang w:val="en-US"/>
-              </w:rPr>
-              <w:t xml:space="preserve"> </w:t>
-            </w:r>
-            <w:proofErr w:type="spellStart"/>
-            <w:r>
-              <w:rPr>
-                <w:rFonts w:ascii="Arial" w:hAnsi="Arial" w:cs="Arial"/>
-                <w:sz w:val="22"/>
-                <w:szCs w:val="22"/>
-                <w:highlight w:val="yellow"/>
-                <w:lang w:val="en-US"/>
-              </w:rPr>
-              <w:t>pasca</w:t>
-            </w:r>
-            <w:proofErr w:type="spellEnd"/>
-            <w:r>
-              <w:rPr>
-                <w:rFonts w:ascii="Arial" w:hAnsi="Arial" w:cs="Arial"/>
-                <w:sz w:val="22"/>
-                <w:szCs w:val="22"/>
-                <w:highlight w:val="yellow"/>
-                <w:lang w:val="en-US"/>
-              </w:rPr>
-              <w:t xml:space="preserve"> </w:t>
-            </w:r>
-            <w:proofErr w:type="spellStart"/>
-            <w:r>
-              <w:rPr>
-                <w:rFonts w:ascii="Arial" w:hAnsi="Arial" w:cs="Arial"/>
-                <w:sz w:val="22"/>
-                <w:szCs w:val="22"/>
-                <w:highlight w:val="yellow"/>
-                <w:lang w:val="en-US"/>
-              </w:rPr>
-              <w:t>konstruksi</w:t>
-            </w:r>
-            <w:proofErr w:type="spellEnd"/>
-            <w:r>
-              <w:rPr>
-                <w:rFonts w:ascii="Arial" w:hAnsi="Arial" w:cs="Arial"/>
-                <w:sz w:val="22"/>
-                <w:szCs w:val="22"/>
-                <w:highlight w:val="yellow"/>
-                <w:lang w:val="en-US"/>
-              </w:rPr>
-              <w:t xml:space="preserve"> </w:t>
-            </w:r>
-            <w:proofErr w:type="spellStart"/>
-            <w:r>
-              <w:rPr>
-                <w:rFonts w:ascii="Arial" w:hAnsi="Arial" w:cs="Arial"/>
-                <w:sz w:val="22"/>
-                <w:szCs w:val="22"/>
-                <w:highlight w:val="yellow"/>
-                <w:lang w:val="en-US"/>
-              </w:rPr>
-              <w:t>sudah</w:t>
-            </w:r>
-            <w:proofErr w:type="spellEnd"/>
-            <w:r>
-              <w:rPr>
-                <w:rFonts w:ascii="Arial" w:hAnsi="Arial" w:cs="Arial"/>
-                <w:sz w:val="22"/>
-                <w:szCs w:val="22"/>
-                <w:highlight w:val="yellow"/>
-                <w:lang w:val="en-US"/>
-              </w:rPr>
-              <w:t xml:space="preserve"> </w:t>
-            </w:r>
-            <w:proofErr w:type="spellStart"/>
-            <w:r>
-              <w:rPr>
-                <w:rFonts w:ascii="Arial" w:hAnsi="Arial" w:cs="Arial"/>
-                <w:sz w:val="22"/>
-                <w:szCs w:val="22"/>
-                <w:highlight w:val="yellow"/>
-                <w:lang w:val="en-US"/>
-              </w:rPr>
-              <w:t>jelas</w:t>
-            </w:r>
-            <w:proofErr w:type="spellEnd"/>
-            <w:r>
-              <w:rPr>
-                <w:rFonts w:ascii="Arial" w:hAnsi="Arial" w:cs="Arial"/>
-                <w:sz w:val="22"/>
-                <w:szCs w:val="22"/>
-                <w:highlight w:val="yellow"/>
-                <w:lang w:val="en-US"/>
-              </w:rPr>
-              <w:t xml:space="preserve"> (</w:t>
-            </w:r>
-            <w:proofErr w:type="spellStart"/>
-            <w:r>
-              <w:rPr>
-                <w:rFonts w:ascii="Arial" w:hAnsi="Arial" w:cs="Arial"/>
-                <w:sz w:val="22"/>
-                <w:szCs w:val="22"/>
-                <w:highlight w:val="yellow"/>
-                <w:lang w:val="en-US"/>
-              </w:rPr>
-              <w:t>Khusus</w:t>
-            </w:r>
-            <w:proofErr w:type="spellEnd"/>
-            <w:r>
-              <w:rPr>
-                <w:rFonts w:ascii="Arial" w:hAnsi="Arial" w:cs="Arial"/>
-                <w:sz w:val="22"/>
-                <w:szCs w:val="22"/>
-                <w:highlight w:val="yellow"/>
-                <w:lang w:val="en-US"/>
-              </w:rPr>
-              <w:t xml:space="preserve"> </w:t>
-            </w:r>
-            <w:proofErr w:type="spellStart"/>
-            <w:r>
-              <w:rPr>
-                <w:rFonts w:ascii="Arial" w:hAnsi="Arial" w:cs="Arial"/>
-                <w:sz w:val="22"/>
-                <w:szCs w:val="22"/>
-                <w:highlight w:val="yellow"/>
-                <w:lang w:val="en-US"/>
-              </w:rPr>
-              <w:t>untuk</w:t>
-            </w:r>
-            <w:proofErr w:type="spellEnd"/>
-            <w:r>
-              <w:rPr>
-                <w:rFonts w:ascii="Arial" w:hAnsi="Arial" w:cs="Arial"/>
-                <w:sz w:val="22"/>
-                <w:szCs w:val="22"/>
-                <w:highlight w:val="yellow"/>
-                <w:lang w:val="en-US"/>
-              </w:rPr>
-              <w:t xml:space="preserve"> Paket </w:t>
-            </w:r>
-            <w:proofErr w:type="spellStart"/>
-            <w:r>
-              <w:rPr>
-                <w:rFonts w:ascii="Arial" w:hAnsi="Arial" w:cs="Arial"/>
-                <w:sz w:val="22"/>
-                <w:szCs w:val="22"/>
-                <w:highlight w:val="yellow"/>
-                <w:lang w:val="en-US"/>
-              </w:rPr>
-              <w:t>Ditjen</w:t>
-            </w:r>
-            <w:proofErr w:type="spellEnd"/>
-            <w:r>
-              <w:rPr>
-                <w:rFonts w:ascii="Arial" w:hAnsi="Arial" w:cs="Arial"/>
-                <w:sz w:val="22"/>
-                <w:szCs w:val="22"/>
-                <w:highlight w:val="yellow"/>
-                <w:lang w:val="en-US"/>
-              </w:rPr>
-              <w:t xml:space="preserve"> </w:t>
-            </w:r>
-            <w:proofErr w:type="gramStart"/>
-            <w:r>
-              <w:rPr>
-                <w:rFonts w:ascii="Arial" w:hAnsi="Arial" w:cs="Arial"/>
-                <w:sz w:val="22"/>
-                <w:szCs w:val="22"/>
-                <w:highlight w:val="yellow"/>
-                <w:lang w:val="en-US"/>
-              </w:rPr>
-              <w:t>CK)*</w:t>
-            </w:r>
-            <w:proofErr w:type="gramEnd"/>
+            <w:r>
+              <w:rPr>
+                <w:rFonts w:ascii="Arial" w:hAnsi="Arial" w:cs="Arial"/>
+                <w:sz w:val="22"/>
+                <w:szCs w:val="22"/>
+                <w:highlight w:val="yellow"/>
+                <w:lang w:val="en-US"/>
+              </w:rPr>
+              <w:t>Institusi pengelola pasca konstruksi sudah jelas (Khusus untuk Paket Ditjen CK)*</w:t>
+            </w:r>
           </w:p>
         </w:tc>
         <w:tc>
@@ -11042,29 +10510,7 @@
                 <w:highlight w:val="yellow"/>
                 <w:lang w:val="en-US"/>
               </w:rPr>
-              <w:t xml:space="preserve">Lembar Data </w:t>
-            </w:r>
-            <w:proofErr w:type="spellStart"/>
-            <w:r>
-              <w:rPr>
-                <w:rFonts w:ascii="Arial" w:hAnsi="Arial" w:cs="Arial"/>
-                <w:sz w:val="22"/>
-                <w:szCs w:val="22"/>
-                <w:highlight w:val="yellow"/>
-                <w:lang w:val="en-US"/>
-              </w:rPr>
-              <w:t>Pemilihan</w:t>
-            </w:r>
-            <w:proofErr w:type="spellEnd"/>
-            <w:r>
-              <w:rPr>
-                <w:rFonts w:ascii="Arial" w:hAnsi="Arial" w:cs="Arial"/>
-                <w:sz w:val="22"/>
-                <w:szCs w:val="22"/>
-                <w:highlight w:val="yellow"/>
-                <w:lang w:val="en-US"/>
-              </w:rPr>
-              <w:t xml:space="preserve"> (LDP)</w:t>
+              <w:t>Lembar Data Pemilihan (LDP)</w:t>
             </w:r>
           </w:p>
         </w:tc>
@@ -11216,29 +10662,7 @@
                 <w:highlight w:val="yellow"/>
                 <w:lang w:val="en-US"/>
               </w:rPr>
-              <w:t xml:space="preserve">Lembar Data </w:t>
-            </w:r>
-            <w:proofErr w:type="spellStart"/>
-            <w:r>
-              <w:rPr>
-                <w:rFonts w:ascii="Arial" w:hAnsi="Arial" w:cs="Arial"/>
-                <w:sz w:val="22"/>
-                <w:szCs w:val="22"/>
-                <w:highlight w:val="yellow"/>
-                <w:lang w:val="en-US"/>
-              </w:rPr>
-              <w:t>Kualifikasi</w:t>
-            </w:r>
-            <w:proofErr w:type="spellEnd"/>
-            <w:r>
-              <w:rPr>
-                <w:rFonts w:ascii="Arial" w:hAnsi="Arial" w:cs="Arial"/>
-                <w:sz w:val="22"/>
-                <w:szCs w:val="22"/>
-                <w:highlight w:val="yellow"/>
-                <w:lang w:val="en-US"/>
-              </w:rPr>
-              <w:t xml:space="preserve"> (LDK)</w:t>
+              <w:t>Lembar Data Kualifikasi (LDK)</w:t>
             </w:r>
           </w:p>
         </w:tc>
@@ -13617,29 +13041,7 @@
                 <w:szCs w:val="22"/>
                 <w:lang w:val="en-US"/>
               </w:rPr>
-              <w:t>{</w:t>
-            </w:r>
-            <w:proofErr w:type="spellStart"/>
-            <w:r>
-              <w:rPr>
-                <w:rFonts w:ascii="Arial" w:eastAsia="Arial" w:hAnsi="Arial" w:cs="Arial"/>
-                <w:spacing w:val="-2"/>
-                <w:sz w:val="22"/>
-                <w:szCs w:val="22"/>
-                <w:lang w:val="en-US"/>
-              </w:rPr>
-              <w:t>nama_ppk</w:t>
-            </w:r>
-            <w:proofErr w:type="spellEnd"/>
-            <w:r>
-              <w:rPr>
-                <w:rFonts w:ascii="Arial" w:eastAsia="Arial" w:hAnsi="Arial" w:cs="Arial"/>
-                <w:spacing w:val="-2"/>
-                <w:sz w:val="22"/>
-                <w:szCs w:val="22"/>
-                <w:lang w:val="en-US"/>
-              </w:rPr>
-              <w:t>}</w:t>
+              <w:t>{nama_ppk}</w:t>
             </w:r>
           </w:p>
         </w:tc>
@@ -13669,27 +13071,7 @@
                 <w:szCs w:val="22"/>
                 <w:lang w:val="en-US"/>
               </w:rPr>
-              <w:t>{</w:t>
-            </w:r>
-            <w:proofErr w:type="spellStart"/>
-            <w:r>
-              <w:rPr>
-                <w:rFonts w:ascii="Arial" w:hAnsi="Arial" w:cs="Arial"/>
-                <w:sz w:val="22"/>
-                <w:szCs w:val="22"/>
-                <w:lang w:val="en-US"/>
-              </w:rPr>
-              <w:t>ppk</w:t>
-            </w:r>
-            <w:proofErr w:type="spellEnd"/>
-            <w:r>
-              <w:rPr>
-                <w:rFonts w:ascii="Arial" w:hAnsi="Arial" w:cs="Arial"/>
-                <w:sz w:val="22"/>
-                <w:szCs w:val="22"/>
-                <w:lang w:val="en-US"/>
-              </w:rPr>
-              <w:t>}</w:t>
+              <w:t>{ppk}</w:t>
             </w:r>
           </w:p>
         </w:tc>
@@ -13740,7 +13122,7 @@
 </file>
 
 <file path=word/endnotes.xml><?xml version="1.0" encoding="utf-8"?>
-<w:endnotes xmlns:wpc="http://schemas.microsoft.com/office/word/2010/wordprocessingCanvas" xmlns:cx="http://schemas.microsoft.com/office/drawing/2014/chartex" xmlns:cx1="http://schemas.microsoft.com/office/drawing/2015/9/8/chartex" xmlns:cx2="http://schemas.microsoft.com/office/drawing/2015/10/21/chartex" xmlns:cx3="http://schemas.microsoft.com/office/drawing/2016/5/9/chartex" xmlns:cx4="http://schemas.microsoft.com/office/drawing/2016/5/10/chartex" xmlns:cx5="http://schemas.microsoft.com/office/drawing/2016/5/11/chartex" xmlns:cx6="http://schemas.microsoft.com/office/drawing/2016/5/12/chartex" xmlns:cx7="http://schemas.microsoft.com/office/drawing/2016/5/13/chartex" xmlns:cx8="http://schemas.microsoft.com/office/drawing/2016/5/14/chartex" xmlns:mc="http://schemas.openxmlformats.org/markup-compatibility/2006" xmlns:aink="http://schemas.microsoft.com/office/drawing/2016/ink" xmlns:am3d="http://schemas.microsoft.com/office/drawing/2017/model3d" xmlns:o="urn:schemas-microsoft-com:office:office" xmlns:r="http://schemas.openxmlformats.org/officeDocument/2006/relationships" xmlns:m="http://schemas.openxmlformats.org/officeDocument/2006/math" xmlns:v="urn:schemas-microsoft-com:vml" xmlns:wp14="http://schemas.microsoft.com/office/word/2010/wordprocessingDrawing" xmlns:wp="http://schemas.openxmlformats.org/drawingml/2006/wordprocessingDrawing" xmlns:w10="urn:schemas-microsoft-com:office:word" xmlns:w="http://schemas.openxmlformats.org/wordprocessingml/2006/main" xmlns:w14="http://schemas.microsoft.com/office/word/2010/wordml" xmlns:w15="http://schemas.microsoft.com/office/word/2012/wordml" xmlns:w16cex="http://schemas.microsoft.com/office/word/2018/wordml/cex" xmlns:w16cid="http://schemas.microsoft.com/office/word/2016/wordml/cid" xmlns:w16="http://schemas.microsoft.com/office/word/2018/wordml" xmlns:w16sdtdh="http://schemas.microsoft.com/office/word/2020/wordml/sdtdatahash" xmlns:w16se="http://schemas.microsoft.com/office/word/2015/wordml/symex" xmlns:wpg="http://schemas.microsoft.com/office/word/2010/wordprocessingGroup" xmlns:wpi="http://schemas.microsoft.com/office/word/2010/wordprocessingInk" xmlns:wne="http://schemas.microsoft.com/office/word/2006/wordml" xmlns:wps="http://schemas.microsoft.com/office/word/2010/wordprocessingShape" mc:Ignorable="w14 w15 w16se w16cid w16 w16cex w16sdtdh wp14">
+<w:endnotes xmlns:wpc="http://schemas.microsoft.com/office/word/2010/wordprocessingCanvas" xmlns:cx="http://schemas.microsoft.com/office/drawing/2014/chartex" xmlns:cx1="http://schemas.microsoft.com/office/drawing/2015/9/8/chartex" xmlns:cx2="http://schemas.microsoft.com/office/drawing/2015/10/21/chartex" xmlns:cx3="http://schemas.microsoft.com/office/drawing/2016/5/9/chartex" xmlns:cx4="http://schemas.microsoft.com/office/drawing/2016/5/10/chartex" xmlns:cx5="http://schemas.microsoft.com/office/drawing/2016/5/11/chartex" xmlns:cx6="http://schemas.microsoft.com/office/drawing/2016/5/12/chartex" xmlns:cx7="http://schemas.microsoft.com/office/drawing/2016/5/13/chartex" xmlns:cx8="http://schemas.microsoft.com/office/drawing/2016/5/14/chartex" xmlns:mc="http://schemas.openxmlformats.org/markup-compatibility/2006" xmlns:aink="http://schemas.microsoft.com/office/drawing/2016/ink" xmlns:am3d="http://schemas.microsoft.com/office/drawing/2017/model3d" xmlns:o="urn:schemas-microsoft-com:office:office" xmlns:oel="http://schemas.microsoft.com/office/2019/extlst" xmlns:r="http://schemas.openxmlformats.org/officeDocument/2006/relationships" xmlns:m="http://schemas.openxmlformats.org/officeDocument/2006/math" xmlns:v="urn:schemas-microsoft-com:vml" xmlns:wp14="http://schemas.microsoft.com/office/word/2010/wordprocessingDrawing" xmlns:wp="http://schemas.openxmlformats.org/drawingml/2006/wordprocessingDrawing" xmlns:w10="urn:schemas-microsoft-com:office:word" xmlns:w="http://schemas.openxmlformats.org/wordprocessingml/2006/main" xmlns:w14="http://schemas.microsoft.com/office/word/2010/wordml" xmlns:w15="http://schemas.microsoft.com/office/word/2012/wordml" xmlns:w16cex="http://schemas.microsoft.com/office/word/2018/wordml/cex" xmlns:w16cid="http://schemas.microsoft.com/office/word/2016/wordml/cid" xmlns:w16="http://schemas.microsoft.com/office/word/2018/wordml" xmlns:w16du="http://schemas.microsoft.com/office/word/2023/wordml/word16du" xmlns:w16sdtdh="http://schemas.microsoft.com/office/word/2020/wordml/sdtdatahash" xmlns:w16sdtfl="http://schemas.microsoft.com/office/word/2024/wordml/sdtformatlock" xmlns:w16se="http://schemas.microsoft.com/office/word/2015/wordml/symex" xmlns:wpg="http://schemas.microsoft.com/office/word/2010/wordprocessingGroup" xmlns:wpi="http://schemas.microsoft.com/office/word/2010/wordprocessingInk" xmlns:wne="http://schemas.microsoft.com/office/word/2006/wordml" xmlns:wps="http://schemas.microsoft.com/office/word/2010/wordprocessingShape" mc:Ignorable="w14 w15 w16se w16cid w16 w16cex w16sdtdh w16sdtfl w16du wp14">
   <w:endnote w:type="separator" w:id="-1">
     <w:p>
       <w:r>
@@ -13762,7 +13144,7 @@
 </file>
 
 <file path=word/footer1.xml><?xml version="1.0" encoding="utf-8"?>
-<w:ftr xmlns:wpc="http://schemas.microsoft.com/office/word/2010/wordprocessingCanvas" xmlns:cx="http://schemas.microsoft.com/office/drawing/2014/chartex" xmlns:cx1="http://schemas.microsoft.com/office/drawing/2015/9/8/chartex" xmlns:cx2="http://schemas.microsoft.com/office/drawing/2015/10/21/chartex" xmlns:cx3="http://schemas.microsoft.com/office/drawing/2016/5/9/chartex" xmlns:cx4="http://schemas.microsoft.com/office/drawing/2016/5/10/chartex" xmlns:cx5="http://schemas.microsoft.com/office/drawing/2016/5/11/chartex" xmlns:cx6="http://schemas.microsoft.com/office/drawing/2016/5/12/chartex" xmlns:cx7="http://schemas.microsoft.com/office/drawing/2016/5/13/chartex" xmlns:cx8="http://schemas.microsoft.com/office/drawing/2016/5/14/chartex" xmlns:mc="http://schemas.openxmlformats.org/markup-compatibility/2006" xmlns:aink="http://schemas.microsoft.com/office/drawing/2016/ink" xmlns:am3d="http://schemas.microsoft.com/office/drawing/2017/model3d" xmlns:o="urn:schemas-microsoft-com:office:office" xmlns:r="http://schemas.openxmlformats.org/officeDocument/2006/relationships" xmlns:m="http://schemas.openxmlformats.org/officeDocument/2006/math" xmlns:v="urn:schemas-microsoft-com:vml" xmlns:wp14="http://schemas.microsoft.com/office/word/2010/wordprocessingDrawing" xmlns:wp="http://schemas.openxmlformats.org/drawingml/2006/wordprocessingDrawing" xmlns:w10="urn:schemas-microsoft-com:office:word" xmlns:w="http://schemas.openxmlformats.org/wordprocessingml/2006/main" xmlns:w14="http://schemas.microsoft.com/office/word/2010/wordml" xmlns:w15="http://schemas.microsoft.com/office/word/2012/wordml" xmlns:w16cex="http://schemas.microsoft.com/office/word/2018/wordml/cex" xmlns:w16cid="http://schemas.microsoft.com/office/word/2016/wordml/cid" xmlns:w16="http://schemas.microsoft.com/office/word/2018/wordml" xmlns:w16sdtdh="http://schemas.microsoft.com/office/word/2020/wordml/sdtdatahash" xmlns:w16se="http://schemas.microsoft.com/office/word/2015/wordml/symex" xmlns:wpg="http://schemas.microsoft.com/office/word/2010/wordprocessingGroup" xmlns:wpi="http://schemas.microsoft.com/office/word/2010/wordprocessingInk" xmlns:wne="http://schemas.microsoft.com/office/word/2006/wordml" xmlns:wps="http://schemas.microsoft.com/office/word/2010/wordprocessingShape" mc:Ignorable="w14 w15 w16se w16cid w16 w16cex w16sdtdh wp14">
+<w:ftr xmlns:wpc="http://schemas.microsoft.com/office/word/2010/wordprocessingCanvas" xmlns:cx="http://schemas.microsoft.com/office/drawing/2014/chartex" xmlns:cx1="http://schemas.microsoft.com/office/drawing/2015/9/8/chartex" xmlns:cx2="http://schemas.microsoft.com/office/drawing/2015/10/21/chartex" xmlns:cx3="http://schemas.microsoft.com/office/drawing/2016/5/9/chartex" xmlns:cx4="http://schemas.microsoft.com/office/drawing/2016/5/10/chartex" xmlns:cx5="http://schemas.microsoft.com/office/drawing/2016/5/11/chartex" xmlns:cx6="http://schemas.microsoft.com/office/drawing/2016/5/12/chartex" xmlns:cx7="http://schemas.microsoft.com/office/drawing/2016/5/13/chartex" xmlns:cx8="http://schemas.microsoft.com/office/drawing/2016/5/14/chartex" xmlns:mc="http://schemas.openxmlformats.org/markup-compatibility/2006" xmlns:aink="http://schemas.microsoft.com/office/drawing/2016/ink" xmlns:am3d="http://schemas.microsoft.com/office/drawing/2017/model3d" xmlns:o="urn:schemas-microsoft-com:office:office" xmlns:oel="http://schemas.microsoft.com/office/2019/extlst" xmlns:r="http://schemas.openxmlformats.org/officeDocument/2006/relationships" xmlns:m="http://schemas.openxmlformats.org/officeDocument/2006/math" xmlns:v="urn:schemas-microsoft-com:vml" xmlns:wp14="http://schemas.microsoft.com/office/word/2010/wordprocessingDrawing" xmlns:wp="http://schemas.openxmlformats.org/drawingml/2006/wordprocessingDrawing" xmlns:w10="urn:schemas-microsoft-com:office:word" xmlns:w="http://schemas.openxmlformats.org/wordprocessingml/2006/main" xmlns:w14="http://schemas.microsoft.com/office/word/2010/wordml" xmlns:w15="http://schemas.microsoft.com/office/word/2012/wordml" xmlns:w16cex="http://schemas.microsoft.com/office/word/2018/wordml/cex" xmlns:w16cid="http://schemas.microsoft.com/office/word/2016/wordml/cid" xmlns:w16="http://schemas.microsoft.com/office/word/2018/wordml" xmlns:w16du="http://schemas.microsoft.com/office/word/2023/wordml/word16du" xmlns:w16sdtdh="http://schemas.microsoft.com/office/word/2020/wordml/sdtdatahash" xmlns:w16sdtfl="http://schemas.microsoft.com/office/word/2024/wordml/sdtformatlock" xmlns:w16se="http://schemas.microsoft.com/office/word/2015/wordml/symex" xmlns:wpg="http://schemas.microsoft.com/office/word/2010/wordprocessingGroup" xmlns:wpi="http://schemas.microsoft.com/office/word/2010/wordprocessingInk" xmlns:wne="http://schemas.microsoft.com/office/word/2006/wordml" xmlns:wps="http://schemas.microsoft.com/office/word/2010/wordprocessingShape" mc:Ignorable="w14 w15 w16se w16cid w16 w16cex w16sdtdh w16sdtfl w16du wp14">
   <w:p>
     <w:pPr>
       <w:pStyle w:val="Footer"/>
@@ -13772,7 +13154,7 @@
 </file>
 
 <file path=word/footer2.xml><?xml version="1.0" encoding="utf-8"?>
-<w:ftr xmlns:wpc="http://schemas.microsoft.com/office/word/2010/wordprocessingCanvas" xmlns:cx="http://schemas.microsoft.com/office/drawing/2014/chartex" xmlns:cx1="http://schemas.microsoft.com/office/drawing/2015/9/8/chartex" xmlns:cx2="http://schemas.microsoft.com/office/drawing/2015/10/21/chartex" xmlns:cx3="http://schemas.microsoft.com/office/drawing/2016/5/9/chartex" xmlns:cx4="http://schemas.microsoft.com/office/drawing/2016/5/10/chartex" xmlns:cx5="http://schemas.microsoft.com/office/drawing/2016/5/11/chartex" xmlns:cx6="http://schemas.microsoft.com/office/drawing/2016/5/12/chartex" xmlns:cx7="http://schemas.microsoft.com/office/drawing/2016/5/13/chartex" xmlns:cx8="http://schemas.microsoft.com/office/drawing/2016/5/14/chartex" xmlns:mc="http://schemas.openxmlformats.org/markup-compatibility/2006" xmlns:aink="http://schemas.microsoft.com/office/drawing/2016/ink" xmlns:am3d="http://schemas.microsoft.com/office/drawing/2017/model3d" xmlns:o="urn:schemas-microsoft-com:office:office" xmlns:r="http://schemas.openxmlformats.org/officeDocument/2006/relationships" xmlns:m="http://schemas.openxmlformats.org/officeDocument/2006/math" xmlns:v="urn:schemas-microsoft-com:vml" xmlns:wp14="http://schemas.microsoft.com/office/word/2010/wordprocessingDrawing" xmlns:wp="http://schemas.openxmlformats.org/drawingml/2006/wordprocessingDrawing" xmlns:w10="urn:schemas-microsoft-com:office:word" xmlns:w="http://schemas.openxmlformats.org/wordprocessingml/2006/main" xmlns:w14="http://schemas.microsoft.com/office/word/2010/wordml" xmlns:w15="http://schemas.microsoft.com/office/word/2012/wordml" xmlns:w16cex="http://schemas.microsoft.com/office/word/2018/wordml/cex" xmlns:w16cid="http://schemas.microsoft.com/office/word/2016/wordml/cid" xmlns:w16="http://schemas.microsoft.com/office/word/2018/wordml" xmlns:w16sdtdh="http://schemas.microsoft.com/office/word/2020/wordml/sdtdatahash" xmlns:w16se="http://schemas.microsoft.com/office/word/2015/wordml/symex" xmlns:wpg="http://schemas.microsoft.com/office/word/2010/wordprocessingGroup" xmlns:wpi="http://schemas.microsoft.com/office/word/2010/wordprocessingInk" xmlns:wne="http://schemas.microsoft.com/office/word/2006/wordml" xmlns:wps="http://schemas.microsoft.com/office/word/2010/wordprocessingShape" mc:Ignorable="w14 w15 w16se w16cid w16 w16cex w16sdtdh wp14">
+<w:ftr xmlns:wpc="http://schemas.microsoft.com/office/word/2010/wordprocessingCanvas" xmlns:cx="http://schemas.microsoft.com/office/drawing/2014/chartex" xmlns:cx1="http://schemas.microsoft.com/office/drawing/2015/9/8/chartex" xmlns:cx2="http://schemas.microsoft.com/office/drawing/2015/10/21/chartex" xmlns:cx3="http://schemas.microsoft.com/office/drawing/2016/5/9/chartex" xmlns:cx4="http://schemas.microsoft.com/office/drawing/2016/5/10/chartex" xmlns:cx5="http://schemas.microsoft.com/office/drawing/2016/5/11/chartex" xmlns:cx6="http://schemas.microsoft.com/office/drawing/2016/5/12/chartex" xmlns:cx7="http://schemas.microsoft.com/office/drawing/2016/5/13/chartex" xmlns:cx8="http://schemas.microsoft.com/office/drawing/2016/5/14/chartex" xmlns:mc="http://schemas.openxmlformats.org/markup-compatibility/2006" xmlns:aink="http://schemas.microsoft.com/office/drawing/2016/ink" xmlns:am3d="http://schemas.microsoft.com/office/drawing/2017/model3d" xmlns:o="urn:schemas-microsoft-com:office:office" xmlns:oel="http://schemas.microsoft.com/office/2019/extlst" xmlns:r="http://schemas.openxmlformats.org/officeDocument/2006/relationships" xmlns:m="http://schemas.openxmlformats.org/officeDocument/2006/math" xmlns:v="urn:schemas-microsoft-com:vml" xmlns:wp14="http://schemas.microsoft.com/office/word/2010/wordprocessingDrawing" xmlns:wp="http://schemas.openxmlformats.org/drawingml/2006/wordprocessingDrawing" xmlns:w10="urn:schemas-microsoft-com:office:word" xmlns:w="http://schemas.openxmlformats.org/wordprocessingml/2006/main" xmlns:w14="http://schemas.microsoft.com/office/word/2010/wordml" xmlns:w15="http://schemas.microsoft.com/office/word/2012/wordml" xmlns:w16cex="http://schemas.microsoft.com/office/word/2018/wordml/cex" xmlns:w16cid="http://schemas.microsoft.com/office/word/2016/wordml/cid" xmlns:w16="http://schemas.microsoft.com/office/word/2018/wordml" xmlns:w16du="http://schemas.microsoft.com/office/word/2023/wordml/word16du" xmlns:w16sdtdh="http://schemas.microsoft.com/office/word/2020/wordml/sdtdatahash" xmlns:w16sdtfl="http://schemas.microsoft.com/office/word/2024/wordml/sdtformatlock" xmlns:w16se="http://schemas.microsoft.com/office/word/2015/wordml/symex" xmlns:wpg="http://schemas.microsoft.com/office/word/2010/wordprocessingGroup" xmlns:wpi="http://schemas.microsoft.com/office/word/2010/wordprocessingInk" xmlns:wne="http://schemas.microsoft.com/office/word/2006/wordml" xmlns:wps="http://schemas.microsoft.com/office/word/2010/wordprocessingShape" mc:Ignorable="w14 w15 w16se w16cid w16 w16cex w16sdtdh w16sdtfl w16du wp14">
   <w:p>
     <w:pPr>
       <w:pStyle w:val="Footer"/>
@@ -13829,7 +13211,7 @@
 </file>
 
 <file path=word/footer3.xml><?xml version="1.0" encoding="utf-8"?>
-<w:ftr xmlns:wpc="http://schemas.microsoft.com/office/word/2010/wordprocessingCanvas" xmlns:cx="http://schemas.microsoft.com/office/drawing/2014/chartex" xmlns:cx1="http://schemas.microsoft.com/office/drawing/2015/9/8/chartex" xmlns:cx2="http://schemas.microsoft.com/office/drawing/2015/10/21/chartex" xmlns:cx3="http://schemas.microsoft.com/office/drawing/2016/5/9/chartex" xmlns:cx4="http://schemas.microsoft.com/office/drawing/2016/5/10/chartex" xmlns:cx5="http://schemas.microsoft.com/office/drawing/2016/5/11/chartex" xmlns:cx6="http://schemas.microsoft.com/office/drawing/2016/5/12/chartex" xmlns:cx7="http://schemas.microsoft.com/office/drawing/2016/5/13/chartex" xmlns:cx8="http://schemas.microsoft.com/office/drawing/2016/5/14/chartex" xmlns:mc="http://schemas.openxmlformats.org/markup-compatibility/2006" xmlns:aink="http://schemas.microsoft.com/office/drawing/2016/ink" xmlns:am3d="http://schemas.microsoft.com/office/drawing/2017/model3d" xmlns:o="urn:schemas-microsoft-com:office:office" xmlns:r="http://schemas.openxmlformats.org/officeDocument/2006/relationships" xmlns:m="http://schemas.openxmlformats.org/officeDocument/2006/math" xmlns:v="urn:schemas-microsoft-com:vml" xmlns:wp14="http://schemas.microsoft.com/office/word/2010/wordprocessingDrawing" xmlns:wp="http://schemas.openxmlformats.org/drawingml/2006/wordprocessingDrawing" xmlns:w10="urn:schemas-microsoft-com:office:word" xmlns:w="http://schemas.openxmlformats.org/wordprocessingml/2006/main" xmlns:w14="http://schemas.microsoft.com/office/word/2010/wordml" xmlns:w15="http://schemas.microsoft.com/office/word/2012/wordml" xmlns:w16cex="http://schemas.microsoft.com/office/word/2018/wordml/cex" xmlns:w16cid="http://schemas.microsoft.com/office/word/2016/wordml/cid" xmlns:w16="http://schemas.microsoft.com/office/word/2018/wordml" xmlns:w16sdtdh="http://schemas.microsoft.com/office/word/2020/wordml/sdtdatahash" xmlns:w16se="http://schemas.microsoft.com/office/word/2015/wordml/symex" xmlns:wpg="http://schemas.microsoft.com/office/word/2010/wordprocessingGroup" xmlns:wpi="http://schemas.microsoft.com/office/word/2010/wordprocessingInk" xmlns:wne="http://schemas.microsoft.com/office/word/2006/wordml" xmlns:wps="http://schemas.microsoft.com/office/word/2010/wordprocessingShape" mc:Ignorable="w14 w15 w16se w16cid w16 w16cex w16sdtdh wp14">
+<w:ftr xmlns:wpc="http://schemas.microsoft.com/office/word/2010/wordprocessingCanvas" xmlns:cx="http://schemas.microsoft.com/office/drawing/2014/chartex" xmlns:cx1="http://schemas.microsoft.com/office/drawing/2015/9/8/chartex" xmlns:cx2="http://schemas.microsoft.com/office/drawing/2015/10/21/chartex" xmlns:cx3="http://schemas.microsoft.com/office/drawing/2016/5/9/chartex" xmlns:cx4="http://schemas.microsoft.com/office/drawing/2016/5/10/chartex" xmlns:cx5="http://schemas.microsoft.com/office/drawing/2016/5/11/chartex" xmlns:cx6="http://schemas.microsoft.com/office/drawing/2016/5/12/chartex" xmlns:cx7="http://schemas.microsoft.com/office/drawing/2016/5/13/chartex" xmlns:cx8="http://schemas.microsoft.com/office/drawing/2016/5/14/chartex" xmlns:mc="http://schemas.openxmlformats.org/markup-compatibility/2006" xmlns:aink="http://schemas.microsoft.com/office/drawing/2016/ink" xmlns:am3d="http://schemas.microsoft.com/office/drawing/2017/model3d" xmlns:o="urn:schemas-microsoft-com:office:office" xmlns:oel="http://schemas.microsoft.com/office/2019/extlst" xmlns:r="http://schemas.openxmlformats.org/officeDocument/2006/relationships" xmlns:m="http://schemas.openxmlformats.org/officeDocument/2006/math" xmlns:v="urn:schemas-microsoft-com:vml" xmlns:wp14="http://schemas.microsoft.com/office/word/2010/wordprocessingDrawing" xmlns:wp="http://schemas.openxmlformats.org/drawingml/2006/wordprocessingDrawing" xmlns:w10="urn:schemas-microsoft-com:office:word" xmlns:w="http://schemas.openxmlformats.org/wordprocessingml/2006/main" xmlns:w14="http://schemas.microsoft.com/office/word/2010/wordml" xmlns:w15="http://schemas.microsoft.com/office/word/2012/wordml" xmlns:w16cex="http://schemas.microsoft.com/office/word/2018/wordml/cex" xmlns:w16cid="http://schemas.microsoft.com/office/word/2016/wordml/cid" xmlns:w16="http://schemas.microsoft.com/office/word/2018/wordml" xmlns:w16du="http://schemas.microsoft.com/office/word/2023/wordml/word16du" xmlns:w16sdtdh="http://schemas.microsoft.com/office/word/2020/wordml/sdtdatahash" xmlns:w16sdtfl="http://schemas.microsoft.com/office/word/2024/wordml/sdtformatlock" xmlns:w16se="http://schemas.microsoft.com/office/word/2015/wordml/symex" xmlns:wpg="http://schemas.microsoft.com/office/word/2010/wordprocessingGroup" xmlns:wpi="http://schemas.microsoft.com/office/word/2010/wordprocessingInk" xmlns:wne="http://schemas.microsoft.com/office/word/2006/wordml" xmlns:wps="http://schemas.microsoft.com/office/word/2010/wordprocessingShape" mc:Ignorable="w14 w15 w16se w16cid w16 w16cex w16sdtdh w16sdtfl w16du wp14">
   <w:p>
     <w:pPr>
       <w:pStyle w:val="Footer"/>
@@ -13886,7 +13268,7 @@
 </file>
 
 <file path=word/footnotes.xml><?xml version="1.0" encoding="utf-8"?>
-<w:footnotes xmlns:wpc="http://schemas.microsoft.com/office/word/2010/wordprocessingCanvas" xmlns:cx="http://schemas.microsoft.com/office/drawing/2014/chartex" xmlns:cx1="http://schemas.microsoft.com/office/drawing/2015/9/8/chartex" xmlns:cx2="http://schemas.microsoft.com/office/drawing/2015/10/21/chartex" xmlns:cx3="http://schemas.microsoft.com/office/drawing/2016/5/9/chartex" xmlns:cx4="http://schemas.microsoft.com/office/drawing/2016/5/10/chartex" xmlns:cx5="http://schemas.microsoft.com/office/drawing/2016/5/11/chartex" xmlns:cx6="http://schemas.microsoft.com/office/drawing/2016/5/12/chartex" xmlns:cx7="http://schemas.microsoft.com/office/drawing/2016/5/13/chartex" xmlns:cx8="http://schemas.microsoft.com/office/drawing/2016/5/14/chartex" xmlns:mc="http://schemas.openxmlformats.org/markup-compatibility/2006" xmlns:aink="http://schemas.microsoft.com/office/drawing/2016/ink" xmlns:am3d="http://schemas.microsoft.com/office/drawing/2017/model3d" xmlns:o="urn:schemas-microsoft-com:office:office" xmlns:r="http://schemas.openxmlformats.org/officeDocument/2006/relationships" xmlns:m="http://schemas.openxmlformats.org/officeDocument/2006/math" xmlns:v="urn:schemas-microsoft-com:vml" xmlns:wp14="http://schemas.microsoft.com/office/word/2010/wordprocessingDrawing" xmlns:wp="http://schemas.openxmlformats.org/drawingml/2006/wordprocessingDrawing" xmlns:w10="urn:schemas-microsoft-com:office:word" xmlns:w="http://schemas.openxmlformats.org/wordprocessingml/2006/main" xmlns:w14="http://schemas.microsoft.com/office/word/2010/wordml" xmlns:w15="http://schemas.microsoft.com/office/word/2012/wordml" xmlns:w16cex="http://schemas.microsoft.com/office/word/2018/wordml/cex" xmlns:w16cid="http://schemas.microsoft.com/office/word/2016/wordml/cid" xmlns:w16="http://schemas.microsoft.com/office/word/2018/wordml" xmlns:w16sdtdh="http://schemas.microsoft.com/office/word/2020/wordml/sdtdatahash" xmlns:w16se="http://schemas.microsoft.com/office/word/2015/wordml/symex" xmlns:wpg="http://schemas.microsoft.com/office/word/2010/wordprocessingGroup" xmlns:wpi="http://schemas.microsoft.com/office/word/2010/wordprocessingInk" xmlns:wne="http://schemas.microsoft.com/office/word/2006/wordml" xmlns:wps="http://schemas.microsoft.com/office/word/2010/wordprocessingShape" mc:Ignorable="w14 w15 w16se w16cid w16 w16cex w16sdtdh wp14">
+<w:footnotes xmlns:wpc="http://schemas.microsoft.com/office/word/2010/wordprocessingCanvas" xmlns:cx="http://schemas.microsoft.com/office/drawing/2014/chartex" xmlns:cx1="http://schemas.microsoft.com/office/drawing/2015/9/8/chartex" xmlns:cx2="http://schemas.microsoft.com/office/drawing/2015/10/21/chartex" xmlns:cx3="http://schemas.microsoft.com/office/drawing/2016/5/9/chartex" xmlns:cx4="http://schemas.microsoft.com/office/drawing/2016/5/10/chartex" xmlns:cx5="http://schemas.microsoft.com/office/drawing/2016/5/11/chartex" xmlns:cx6="http://schemas.microsoft.com/office/drawing/2016/5/12/chartex" xmlns:cx7="http://schemas.microsoft.com/office/drawing/2016/5/13/chartex" xmlns:cx8="http://schemas.microsoft.com/office/drawing/2016/5/14/chartex" xmlns:mc="http://schemas.openxmlformats.org/markup-compatibility/2006" xmlns:aink="http://schemas.microsoft.com/office/drawing/2016/ink" xmlns:am3d="http://schemas.microsoft.com/office/drawing/2017/model3d" xmlns:o="urn:schemas-microsoft-com:office:office" xmlns:oel="http://schemas.microsoft.com/office/2019/extlst" xmlns:r="http://schemas.openxmlformats.org/officeDocument/2006/relationships" xmlns:m="http://schemas.openxmlformats.org/officeDocument/2006/math" xmlns:v="urn:schemas-microsoft-com:vml" xmlns:wp14="http://schemas.microsoft.com/office/word/2010/wordprocessingDrawing" xmlns:wp="http://schemas.openxmlformats.org/drawingml/2006/wordprocessingDrawing" xmlns:w10="urn:schemas-microsoft-com:office:word" xmlns:w="http://schemas.openxmlformats.org/wordprocessingml/2006/main" xmlns:w14="http://schemas.microsoft.com/office/word/2010/wordml" xmlns:w15="http://schemas.microsoft.com/office/word/2012/wordml" xmlns:w16cex="http://schemas.microsoft.com/office/word/2018/wordml/cex" xmlns:w16cid="http://schemas.microsoft.com/office/word/2016/wordml/cid" xmlns:w16="http://schemas.microsoft.com/office/word/2018/wordml" xmlns:w16du="http://schemas.microsoft.com/office/word/2023/wordml/word16du" xmlns:w16sdtdh="http://schemas.microsoft.com/office/word/2020/wordml/sdtdatahash" xmlns:w16sdtfl="http://schemas.microsoft.com/office/word/2024/wordml/sdtformatlock" xmlns:w16se="http://schemas.microsoft.com/office/word/2015/wordml/symex" xmlns:wpg="http://schemas.microsoft.com/office/word/2010/wordprocessingGroup" xmlns:wpi="http://schemas.microsoft.com/office/word/2010/wordprocessingInk" xmlns:wne="http://schemas.microsoft.com/office/word/2006/wordml" xmlns:wps="http://schemas.microsoft.com/office/word/2010/wordprocessingShape" mc:Ignorable="w14 w15 w16se w16cid w16 w16cex w16sdtdh w16sdtfl w16du wp14">
   <w:footnote w:type="separator" w:id="-1">
     <w:p>
       <w:r>
@@ -13908,7 +13290,7 @@
 </file>
 
 <file path=word/header1.xml><?xml version="1.0" encoding="utf-8"?>
-<w:hdr xmlns:wpc="http://schemas.microsoft.com/office/word/2010/wordprocessingCanvas" xmlns:cx="http://schemas.microsoft.com/office/drawing/2014/chartex" xmlns:cx1="http://schemas.microsoft.com/office/drawing/2015/9/8/chartex" xmlns:cx2="http://schemas.microsoft.com/office/drawing/2015/10/21/chartex" xmlns:cx3="http://schemas.microsoft.com/office/drawing/2016/5/9/chartex" xmlns:cx4="http://schemas.microsoft.com/office/drawing/2016/5/10/chartex" xmlns:cx5="http://schemas.microsoft.com/office/drawing/2016/5/11/chartex" xmlns:cx6="http://schemas.microsoft.com/office/drawing/2016/5/12/chartex" xmlns:cx7="http://schemas.microsoft.com/office/drawing/2016/5/13/chartex" xmlns:cx8="http://schemas.microsoft.com/office/drawing/2016/5/14/chartex" xmlns:mc="http://schemas.openxmlformats.org/markup-compatibility/2006" xmlns:aink="http://schemas.microsoft.com/office/drawing/2016/ink" xmlns:am3d="http://schemas.microsoft.com/office/drawing/2017/model3d" xmlns:o="urn:schemas-microsoft-com:office:office" xmlns:r="http://schemas.openxmlformats.org/officeDocument/2006/relationships" xmlns:m="http://schemas.openxmlformats.org/officeDocument/2006/math" xmlns:v="urn:schemas-microsoft-com:vml" xmlns:wp14="http://schemas.microsoft.com/office/word/2010/wordprocessingDrawing" xmlns:wp="http://schemas.openxmlformats.org/drawingml/2006/wordprocessingDrawing" xmlns:w10="urn:schemas-microsoft-com:office:word" xmlns:w="http://schemas.openxmlformats.org/wordprocessingml/2006/main" xmlns:w14="http://schemas.microsoft.com/office/word/2010/wordml" xmlns:w15="http://schemas.microsoft.com/office/word/2012/wordml" xmlns:w16cex="http://schemas.microsoft.com/office/word/2018/wordml/cex" xmlns:w16cid="http://schemas.microsoft.com/office/word/2016/wordml/cid" xmlns:w16="http://schemas.microsoft.com/office/word/2018/wordml" xmlns:w16sdtdh="http://schemas.microsoft.com/office/word/2020/wordml/sdtdatahash" xmlns:w16se="http://schemas.microsoft.com/office/word/2015/wordml/symex" xmlns:wpg="http://schemas.microsoft.com/office/word/2010/wordprocessingGroup" xmlns:wpi="http://schemas.microsoft.com/office/word/2010/wordprocessingInk" xmlns:wne="http://schemas.microsoft.com/office/word/2006/wordml" xmlns:wps="http://schemas.microsoft.com/office/word/2010/wordprocessingShape" mc:Ignorable="w14 w15 w16se w16cid w16 w16cex w16sdtdh wp14">
+<w:hdr xmlns:wpc="http://schemas.microsoft.com/office/word/2010/wordprocessingCanvas" xmlns:cx="http://schemas.microsoft.com/office/drawing/2014/chartex" xmlns:cx1="http://schemas.microsoft.com/office/drawing/2015/9/8/chartex" xmlns:cx2="http://schemas.microsoft.com/office/drawing/2015/10/21/chartex" xmlns:cx3="http://schemas.microsoft.com/office/drawing/2016/5/9/chartex" xmlns:cx4="http://schemas.microsoft.com/office/drawing/2016/5/10/chartex" xmlns:cx5="http://schemas.microsoft.com/office/drawing/2016/5/11/chartex" xmlns:cx6="http://schemas.microsoft.com/office/drawing/2016/5/12/chartex" xmlns:cx7="http://schemas.microsoft.com/office/drawing/2016/5/13/chartex" xmlns:cx8="http://schemas.microsoft.com/office/drawing/2016/5/14/chartex" xmlns:mc="http://schemas.openxmlformats.org/markup-compatibility/2006" xmlns:aink="http://schemas.microsoft.com/office/drawing/2016/ink" xmlns:am3d="http://schemas.microsoft.com/office/drawing/2017/model3d" xmlns:o="urn:schemas-microsoft-com:office:office" xmlns:oel="http://schemas.microsoft.com/office/2019/extlst" xmlns:r="http://schemas.openxmlformats.org/officeDocument/2006/relationships" xmlns:m="http://schemas.openxmlformats.org/officeDocument/2006/math" xmlns:v="urn:schemas-microsoft-com:vml" xmlns:wp14="http://schemas.microsoft.com/office/word/2010/wordprocessingDrawing" xmlns:wp="http://schemas.openxmlformats.org/drawingml/2006/wordprocessingDrawing" xmlns:w10="urn:schemas-microsoft-com:office:word" xmlns:w="http://schemas.openxmlformats.org/wordprocessingml/2006/main" xmlns:w14="http://schemas.microsoft.com/office/word/2010/wordml" xmlns:w15="http://schemas.microsoft.com/office/word/2012/wordml" xmlns:w16cex="http://schemas.microsoft.com/office/word/2018/wordml/cex" xmlns:w16cid="http://schemas.microsoft.com/office/word/2016/wordml/cid" xmlns:w16="http://schemas.microsoft.com/office/word/2018/wordml" xmlns:w16du="http://schemas.microsoft.com/office/word/2023/wordml/word16du" xmlns:w16sdtdh="http://schemas.microsoft.com/office/word/2020/wordml/sdtdatahash" xmlns:w16sdtfl="http://schemas.microsoft.com/office/word/2024/wordml/sdtformatlock" xmlns:w16se="http://schemas.microsoft.com/office/word/2015/wordml/symex" xmlns:wpg="http://schemas.microsoft.com/office/word/2010/wordprocessingGroup" xmlns:wpi="http://schemas.microsoft.com/office/word/2010/wordprocessingInk" xmlns:wne="http://schemas.microsoft.com/office/word/2006/wordml" xmlns:wps="http://schemas.microsoft.com/office/word/2010/wordprocessingShape" mc:Ignorable="w14 w15 w16se w16cid w16 w16cex w16sdtdh w16sdtfl w16du wp14">
   <w:p>
     <w:pPr>
       <w:pStyle w:val="Header"/>
@@ -13918,7 +13300,7 @@
 </file>
 
 <file path=word/header2.xml><?xml version="1.0" encoding="utf-8"?>
-<w:hdr xmlns:wpc="http://schemas.microsoft.com/office/word/2010/wordprocessingCanvas" xmlns:cx="http://schemas.microsoft.com/office/drawing/2014/chartex" xmlns:cx1="http://schemas.microsoft.com/office/drawing/2015/9/8/chartex" xmlns:cx2="http://schemas.microsoft.com/office/drawing/2015/10/21/chartex" xmlns:cx3="http://schemas.microsoft.com/office/drawing/2016/5/9/chartex" xmlns:cx4="http://schemas.microsoft.com/office/drawing/2016/5/10/chartex" xmlns:cx5="http://schemas.microsoft.com/office/drawing/2016/5/11/chartex" xmlns:cx6="http://schemas.microsoft.com/office/drawing/2016/5/12/chartex" xmlns:cx7="http://schemas.microsoft.com/office/drawing/2016/5/13/chartex" xmlns:cx8="http://schemas.microsoft.com/office/drawing/2016/5/14/chartex" xmlns:mc="http://schemas.openxmlformats.org/markup-compatibility/2006" xmlns:aink="http://schemas.microsoft.com/office/drawing/2016/ink" xmlns:am3d="http://schemas.microsoft.com/office/drawing/2017/model3d" xmlns:o="urn:schemas-microsoft-com:office:office" xmlns:r="http://schemas.openxmlformats.org/officeDocument/2006/relationships" xmlns:m="http://schemas.openxmlformats.org/officeDocument/2006/math" xmlns:v="urn:schemas-microsoft-com:vml" xmlns:wp14="http://schemas.microsoft.com/office/word/2010/wordprocessingDrawing" xmlns:wp="http://schemas.openxmlformats.org/drawingml/2006/wordprocessingDrawing" xmlns:w10="urn:schemas-microsoft-com:office:word" xmlns:w="http://schemas.openxmlformats.org/wordprocessingml/2006/main" xmlns:w14="http://schemas.microsoft.com/office/word/2010/wordml" xmlns:w15="http://schemas.microsoft.com/office/word/2012/wordml" xmlns:w16cex="http://schemas.microsoft.com/office/word/2018/wordml/cex" xmlns:w16cid="http://schemas.microsoft.com/office/word/2016/wordml/cid" xmlns:w16="http://schemas.microsoft.com/office/word/2018/wordml" xmlns:w16sdtdh="http://schemas.microsoft.com/office/word/2020/wordml/sdtdatahash" xmlns:w16se="http://schemas.microsoft.com/office/word/2015/wordml/symex" xmlns:wpg="http://schemas.microsoft.com/office/word/2010/wordprocessingGroup" xmlns:wpi="http://schemas.microsoft.com/office/word/2010/wordprocessingInk" xmlns:wne="http://schemas.microsoft.com/office/word/2006/wordml" xmlns:wps="http://schemas.microsoft.com/office/word/2010/wordprocessingShape" mc:Ignorable="w14 w15 w16se w16cid w16 w16cex w16sdtdh wp14">
+<w:hdr xmlns:wpc="http://schemas.microsoft.com/office/word/2010/wordprocessingCanvas" xmlns:cx="http://schemas.microsoft.com/office/drawing/2014/chartex" xmlns:cx1="http://schemas.microsoft.com/office/drawing/2015/9/8/chartex" xmlns:cx2="http://schemas.microsoft.com/office/drawing/2015/10/21/chartex" xmlns:cx3="http://schemas.microsoft.com/office/drawing/2016/5/9/chartex" xmlns:cx4="http://schemas.microsoft.com/office/drawing/2016/5/10/chartex" xmlns:cx5="http://schemas.microsoft.com/office/drawing/2016/5/11/chartex" xmlns:cx6="http://schemas.microsoft.com/office/drawing/2016/5/12/chartex" xmlns:cx7="http://schemas.microsoft.com/office/drawing/2016/5/13/chartex" xmlns:cx8="http://schemas.microsoft.com/office/drawing/2016/5/14/chartex" xmlns:mc="http://schemas.openxmlformats.org/markup-compatibility/2006" xmlns:aink="http://schemas.microsoft.com/office/drawing/2016/ink" xmlns:am3d="http://schemas.microsoft.com/office/drawing/2017/model3d" xmlns:o="urn:schemas-microsoft-com:office:office" xmlns:oel="http://schemas.microsoft.com/office/2019/extlst" xmlns:r="http://schemas.openxmlformats.org/officeDocument/2006/relationships" xmlns:m="http://schemas.openxmlformats.org/officeDocument/2006/math" xmlns:v="urn:schemas-microsoft-com:vml" xmlns:wp14="http://schemas.microsoft.com/office/word/2010/wordprocessingDrawing" xmlns:wp="http://schemas.openxmlformats.org/drawingml/2006/wordprocessingDrawing" xmlns:w10="urn:schemas-microsoft-com:office:word" xmlns:w="http://schemas.openxmlformats.org/wordprocessingml/2006/main" xmlns:w14="http://schemas.microsoft.com/office/word/2010/wordml" xmlns:w15="http://schemas.microsoft.com/office/word/2012/wordml" xmlns:w16cex="http://schemas.microsoft.com/office/word/2018/wordml/cex" xmlns:w16cid="http://schemas.microsoft.com/office/word/2016/wordml/cid" xmlns:w16="http://schemas.microsoft.com/office/word/2018/wordml" xmlns:w16du="http://schemas.microsoft.com/office/word/2023/wordml/word16du" xmlns:w16sdtdh="http://schemas.microsoft.com/office/word/2020/wordml/sdtdatahash" xmlns:w16sdtfl="http://schemas.microsoft.com/office/word/2024/wordml/sdtformatlock" xmlns:w16se="http://schemas.microsoft.com/office/word/2015/wordml/symex" xmlns:wpg="http://schemas.microsoft.com/office/word/2010/wordprocessingGroup" xmlns:wpi="http://schemas.microsoft.com/office/word/2010/wordprocessingInk" xmlns:wne="http://schemas.microsoft.com/office/word/2006/wordml" xmlns:wps="http://schemas.microsoft.com/office/word/2010/wordprocessingShape" mc:Ignorable="w14 w15 w16se w16cid w16 w16cex w16sdtdh w16sdtfl w16du wp14">
   <w:p>
     <w:pPr>
       <w:pStyle w:val="Header"/>
@@ -13933,7 +13315,7 @@
 </file>
 
 <file path=word/header3.xml><?xml version="1.0" encoding="utf-8"?>
-<w:hdr xmlns:wpc="http://schemas.microsoft.com/office/word/2010/wordprocessingCanvas" xmlns:cx="http://schemas.microsoft.com/office/drawing/2014/chartex" xmlns:cx1="http://schemas.microsoft.com/office/drawing/2015/9/8/chartex" xmlns:cx2="http://schemas.microsoft.com/office/drawing/2015/10/21/chartex" xmlns:cx3="http://schemas.microsoft.com/office/drawing/2016/5/9/chartex" xmlns:cx4="http://schemas.microsoft.com/office/drawing/2016/5/10/chartex" xmlns:cx5="http://schemas.microsoft.com/office/drawing/2016/5/11/chartex" xmlns:cx6="http://schemas.microsoft.com/office/drawing/2016/5/12/chartex" xmlns:cx7="http://schemas.microsoft.com/office/drawing/2016/5/13/chartex" xmlns:cx8="http://schemas.microsoft.com/office/drawing/2016/5/14/chartex" xmlns:mc="http://schemas.openxmlformats.org/markup-compatibility/2006" xmlns:aink="http://schemas.microsoft.com/office/drawing/2016/ink" xmlns:am3d="http://schemas.microsoft.com/office/drawing/2017/model3d" xmlns:o="urn:schemas-microsoft-com:office:office" xmlns:r="http://schemas.openxmlformats.org/officeDocument/2006/relationships" xmlns:m="http://schemas.openxmlformats.org/officeDocument/2006/math" xmlns:v="urn:schemas-microsoft-com:vml" xmlns:wp14="http://schemas.microsoft.com/office/word/2010/wordprocessingDrawing" xmlns:wp="http://schemas.openxmlformats.org/drawingml/2006/wordprocessingDrawing" xmlns:w10="urn:schemas-microsoft-com:office:word" xmlns:w="http://schemas.openxmlformats.org/wordprocessingml/2006/main" xmlns:w14="http://schemas.microsoft.com/office/word/2010/wordml" xmlns:w15="http://schemas.microsoft.com/office/word/2012/wordml" xmlns:w16cex="http://schemas.microsoft.com/office/word/2018/wordml/cex" xmlns:w16cid="http://schemas.microsoft.com/office/word/2016/wordml/cid" xmlns:w16="http://schemas.microsoft.com/office/word/2018/wordml" xmlns:w16sdtdh="http://schemas.microsoft.com/office/word/2020/wordml/sdtdatahash" xmlns:w16se="http://schemas.microsoft.com/office/word/2015/wordml/symex" xmlns:wpg="http://schemas.microsoft.com/office/word/2010/wordprocessingGroup" xmlns:wpi="http://schemas.microsoft.com/office/word/2010/wordprocessingInk" xmlns:wne="http://schemas.microsoft.com/office/word/2006/wordml" xmlns:wps="http://schemas.microsoft.com/office/word/2010/wordprocessingShape" mc:Ignorable="w14 w15 w16se w16cid w16 w16cex w16sdtdh wp14">
+<w:hdr xmlns:wpc="http://schemas.microsoft.com/office/word/2010/wordprocessingCanvas" xmlns:cx="http://schemas.microsoft.com/office/drawing/2014/chartex" xmlns:cx1="http://schemas.microsoft.com/office/drawing/2015/9/8/chartex" xmlns:cx2="http://schemas.microsoft.com/office/drawing/2015/10/21/chartex" xmlns:cx3="http://schemas.microsoft.com/office/drawing/2016/5/9/chartex" xmlns:cx4="http://schemas.microsoft.com/office/drawing/2016/5/10/chartex" xmlns:cx5="http://schemas.microsoft.com/office/drawing/2016/5/11/chartex" xmlns:cx6="http://schemas.microsoft.com/office/drawing/2016/5/12/chartex" xmlns:cx7="http://schemas.microsoft.com/office/drawing/2016/5/13/chartex" xmlns:cx8="http://schemas.microsoft.com/office/drawing/2016/5/14/chartex" xmlns:mc="http://schemas.openxmlformats.org/markup-compatibility/2006" xmlns:aink="http://schemas.microsoft.com/office/drawing/2016/ink" xmlns:am3d="http://schemas.microsoft.com/office/drawing/2017/model3d" xmlns:o="urn:schemas-microsoft-com:office:office" xmlns:oel="http://schemas.microsoft.com/office/2019/extlst" xmlns:r="http://schemas.openxmlformats.org/officeDocument/2006/relationships" xmlns:m="http://schemas.openxmlformats.org/officeDocument/2006/math" xmlns:v="urn:schemas-microsoft-com:vml" xmlns:wp14="http://schemas.microsoft.com/office/word/2010/wordprocessingDrawing" xmlns:wp="http://schemas.openxmlformats.org/drawingml/2006/wordprocessingDrawing" xmlns:w10="urn:schemas-microsoft-com:office:word" xmlns:w="http://schemas.openxmlformats.org/wordprocessingml/2006/main" xmlns:w14="http://schemas.microsoft.com/office/word/2010/wordml" xmlns:w15="http://schemas.microsoft.com/office/word/2012/wordml" xmlns:w16cex="http://schemas.microsoft.com/office/word/2018/wordml/cex" xmlns:w16cid="http://schemas.microsoft.com/office/word/2016/wordml/cid" xmlns:w16="http://schemas.microsoft.com/office/word/2018/wordml" xmlns:w16du="http://schemas.microsoft.com/office/word/2023/wordml/word16du" xmlns:w16sdtdh="http://schemas.microsoft.com/office/word/2020/wordml/sdtdatahash" xmlns:w16sdtfl="http://schemas.microsoft.com/office/word/2024/wordml/sdtformatlock" xmlns:w16se="http://schemas.microsoft.com/office/word/2015/wordml/symex" xmlns:wpg="http://schemas.microsoft.com/office/word/2010/wordprocessingGroup" xmlns:wpi="http://schemas.microsoft.com/office/word/2010/wordprocessingInk" xmlns:wne="http://schemas.microsoft.com/office/word/2006/wordml" xmlns:wps="http://schemas.microsoft.com/office/word/2010/wordprocessingShape" mc:Ignorable="w14 w15 w16se w16cid w16 w16cex w16sdtdh w16sdtfl w16du wp14">
   <w:p>
     <w:pPr>
       <w:widowControl w:val="0"/>
@@ -14121,33 +13503,7 @@
         <w:szCs w:val="16"/>
         <w:lang w:val="en-US"/>
       </w:rPr>
-      <w:t>{</w:t>
-    </w:r>
-    <w:proofErr w:type="spellStart"/>
-    <w:r>
-      <w:rPr>
-        <w:rFonts w:ascii="Arial" w:eastAsia="Calibri" w:hAnsi="Arial" w:cs="Arial"/>
-        <w:b/>
-        <w:bCs/>
-        <w:spacing w:val="-8"/>
-        <w:sz w:val="16"/>
-        <w:szCs w:val="16"/>
-        <w:lang w:val="en-US"/>
-      </w:rPr>
-      <w:t>kode_pokja</w:t>
-    </w:r>
-    <w:proofErr w:type="spellEnd"/>
-    <w:r>
-      <w:rPr>
-        <w:rFonts w:ascii="Arial" w:eastAsia="Calibri" w:hAnsi="Arial" w:cs="Arial"/>
-        <w:b/>
-        <w:bCs/>
-        <w:spacing w:val="-8"/>
-        <w:sz w:val="16"/>
-        <w:szCs w:val="16"/>
-        <w:lang w:val="en-US"/>
-      </w:rPr>
-      <w:t>}</w:t>
+      <w:t>{kode_pokja}</w:t>
     </w:r>
     <w:r>
       <w:rPr>
@@ -14194,57 +13550,18 @@
       </w:rPr>
       <w:t xml:space="preserve">Jl. Yos Sudarso No. 37A Lt.2, Banjarmasin 70119 Telepon (0511) 6723416 Surel </w:t>
     </w:r>
-    <w:r>
-      <w:fldChar w:fldCharType="begin"/>
-    </w:r>
-    <w:r>
-      <w:instrText xml:space="preserve"> HYPERLINK "mailto:%7bemail_ketua_pokja%7ddi." </w:instrText>
-    </w:r>
-    <w:r>
-      <w:fldChar w:fldCharType="separate"/>
-    </w:r>
-    <w:r>
-      <w:rPr>
-        <w:rStyle w:val="Hyperlink"/>
-        <w:rFonts w:ascii="Arial" w:eastAsia="Calibri" w:hAnsi="Arial" w:cs="Arial"/>
-        <w:sz w:val="15"/>
-        <w:szCs w:val="15"/>
-        <w:lang w:val="en-US"/>
-      </w:rPr>
-      <w:t>{</w:t>
-    </w:r>
-    <w:proofErr w:type="spellStart"/>
-    <w:r>
-      <w:rPr>
-        <w:rStyle w:val="Hyperlink"/>
-        <w:rFonts w:ascii="Arial" w:eastAsia="Calibri" w:hAnsi="Arial" w:cs="Arial"/>
-        <w:sz w:val="15"/>
-        <w:szCs w:val="15"/>
-        <w:lang w:val="en-US"/>
-      </w:rPr>
-      <w:t>email_ketua_pokja</w:t>
-    </w:r>
-    <w:proofErr w:type="spellEnd"/>
-    <w:r>
-      <w:rPr>
-        <w:rStyle w:val="Hyperlink"/>
-        <w:rFonts w:ascii="Arial" w:eastAsia="Calibri" w:hAnsi="Arial" w:cs="Arial"/>
-        <w:sz w:val="15"/>
-        <w:szCs w:val="15"/>
-        <w:lang w:val="en-US"/>
-      </w:rPr>
-      <w:t>}</w:t>
-    </w:r>
-    <w:r>
-      <w:rPr>
-        <w:rStyle w:val="Hyperlink"/>
-        <w:rFonts w:ascii="Arial" w:eastAsia="Calibri" w:hAnsi="Arial" w:cs="Arial"/>
-        <w:sz w:val="15"/>
-        <w:szCs w:val="15"/>
-        <w:lang w:val="en-US"/>
-      </w:rPr>
-      <w:fldChar w:fldCharType="end"/>
-    </w:r>
+    <w:hyperlink r:id="rId2" w:history="1">
+      <w:r>
+        <w:rPr>
+          <w:rStyle w:val="Hyperlink"/>
+          <w:rFonts w:ascii="Arial" w:eastAsia="Calibri" w:hAnsi="Arial" w:cs="Arial"/>
+          <w:sz w:val="15"/>
+          <w:szCs w:val="15"/>
+          <w:lang w:val="en-US"/>
+        </w:rPr>
+        <w:t>{email_ketua_pokja}</w:t>
+      </w:r>
+    </w:hyperlink>
     <w:r>
       <w:rPr>
         <w:rFonts w:ascii="Arial" w:eastAsia="Calibri" w:hAnsi="Arial" w:cs="Arial"/>
@@ -14350,7 +13667,7 @@
 </file>
 
 <file path=word/numbering.xml><?xml version="1.0" encoding="utf-8"?>
-<w:numbering xmlns:wpc="http://schemas.microsoft.com/office/word/2010/wordprocessingCanvas" xmlns:cx="http://schemas.microsoft.com/office/drawing/2014/chartex" xmlns:cx1="http://schemas.microsoft.com/office/drawing/2015/9/8/chartex" xmlns:cx2="http://schemas.microsoft.com/office/drawing/2015/10/21/chartex" xmlns:cx3="http://schemas.microsoft.com/office/drawing/2016/5/9/chartex" xmlns:cx4="http://schemas.microsoft.com/office/drawing/2016/5/10/chartex" xmlns:cx5="http://schemas.microsoft.com/office/drawing/2016/5/11/chartex" xmlns:cx6="http://schemas.microsoft.com/office/drawing/2016/5/12/chartex" xmlns:cx7="http://schemas.microsoft.com/office/drawing/2016/5/13/chartex" xmlns:cx8="http://schemas.microsoft.com/office/drawing/2016/5/14/chartex" xmlns:mc="http://schemas.openxmlformats.org/markup-compatibility/2006" xmlns:aink="http://schemas.microsoft.com/office/drawing/2016/ink" xmlns:am3d="http://schemas.microsoft.com/office/drawing/2017/model3d" xmlns:o="urn:schemas-microsoft-com:office:office" xmlns:r="http://schemas.openxmlformats.org/officeDocument/2006/relationships" xmlns:m="http://schemas.openxmlformats.org/officeDocument/2006/math" xmlns:v="urn:schemas-microsoft-com:vml" xmlns:wp14="http://schemas.microsoft.com/office/word/2010/wordprocessingDrawing" xmlns:wp="http://schemas.openxmlformats.org/drawingml/2006/wordprocessingDrawing" xmlns:w10="urn:schemas-microsoft-com:office:word" xmlns:w="http://schemas.openxmlformats.org/wordprocessingml/2006/main" xmlns:w14="http://schemas.microsoft.com/office/word/2010/wordml" xmlns:w15="http://schemas.microsoft.com/office/word/2012/wordml" xmlns:w16cex="http://schemas.microsoft.com/office/word/2018/wordml/cex" xmlns:w16cid="http://schemas.microsoft.com/office/word/2016/wordml/cid" xmlns:w16="http://schemas.microsoft.com/office/word/2018/wordml" xmlns:w16sdtdh="http://schemas.microsoft.com/office/word/2020/wordml/sdtdatahash" xmlns:w16se="http://schemas.microsoft.com/office/word/2015/wordml/symex" xmlns:wpg="http://schemas.microsoft.com/office/word/2010/wordprocessingGroup" xmlns:wpi="http://schemas.microsoft.com/office/word/2010/wordprocessingInk" xmlns:wne="http://schemas.microsoft.com/office/word/2006/wordml" xmlns:wps="http://schemas.microsoft.com/office/word/2010/wordprocessingShape" mc:Ignorable="w14 w15 w16se w16cid w16 w16cex w16sdtdh wp14">
+<w:numbering xmlns:wpc="http://schemas.microsoft.com/office/word/2010/wordprocessingCanvas" xmlns:cx="http://schemas.microsoft.com/office/drawing/2014/chartex" xmlns:cx1="http://schemas.microsoft.com/office/drawing/2015/9/8/chartex" xmlns:cx2="http://schemas.microsoft.com/office/drawing/2015/10/21/chartex" xmlns:cx3="http://schemas.microsoft.com/office/drawing/2016/5/9/chartex" xmlns:cx4="http://schemas.microsoft.com/office/drawing/2016/5/10/chartex" xmlns:cx5="http://schemas.microsoft.com/office/drawing/2016/5/11/chartex" xmlns:cx6="http://schemas.microsoft.com/office/drawing/2016/5/12/chartex" xmlns:cx7="http://schemas.microsoft.com/office/drawing/2016/5/13/chartex" xmlns:cx8="http://schemas.microsoft.com/office/drawing/2016/5/14/chartex" xmlns:mc="http://schemas.openxmlformats.org/markup-compatibility/2006" xmlns:aink="http://schemas.microsoft.com/office/drawing/2016/ink" xmlns:am3d="http://schemas.microsoft.com/office/drawing/2017/model3d" xmlns:o="urn:schemas-microsoft-com:office:office" xmlns:oel="http://schemas.microsoft.com/office/2019/extlst" xmlns:r="http://schemas.openxmlformats.org/officeDocument/2006/relationships" xmlns:m="http://schemas.openxmlformats.org/officeDocument/2006/math" xmlns:v="urn:schemas-microsoft-com:vml" xmlns:wp14="http://schemas.microsoft.com/office/word/2010/wordprocessingDrawing" xmlns:wp="http://schemas.openxmlformats.org/drawingml/2006/wordprocessingDrawing" xmlns:w10="urn:schemas-microsoft-com:office:word" xmlns:w="http://schemas.openxmlformats.org/wordprocessingml/2006/main" xmlns:w14="http://schemas.microsoft.com/office/word/2010/wordml" xmlns:w15="http://schemas.microsoft.com/office/word/2012/wordml" xmlns:w16cex="http://schemas.microsoft.com/office/word/2018/wordml/cex" xmlns:w16cid="http://schemas.microsoft.com/office/word/2016/wordml/cid" xmlns:w16="http://schemas.microsoft.com/office/word/2018/wordml" xmlns:w16du="http://schemas.microsoft.com/office/word/2023/wordml/word16du" xmlns:w16sdtdh="http://schemas.microsoft.com/office/word/2020/wordml/sdtdatahash" xmlns:w16sdtfl="http://schemas.microsoft.com/office/word/2024/wordml/sdtformatlock" xmlns:w16se="http://schemas.microsoft.com/office/word/2015/wordml/symex" xmlns:wpg="http://schemas.microsoft.com/office/word/2010/wordprocessingGroup" xmlns:wpi="http://schemas.microsoft.com/office/word/2010/wordprocessingInk" xmlns:wne="http://schemas.microsoft.com/office/word/2006/wordml" xmlns:wps="http://schemas.microsoft.com/office/word/2010/wordprocessingShape" mc:Ignorable="w14 w15 w16se w16cid w16 w16cex w16sdtdh w16sdtfl w16du wp14">
   <w:abstractNum w:abstractNumId="0" w15:restartNumberingAfterBreak="0">
     <w:nsid w:val="FFFFFF88"/>
     <w:multiLevelType w:val="singleLevel"/>
@@ -17215,103 +16532,103 @@
       </w:pPr>
     </w:lvl>
   </w:abstractNum>
-  <w:num w:numId="1">
+  <w:num w:numId="1" w16cid:durableId="2091195265">
     <w:abstractNumId w:val="8"/>
   </w:num>
-  <w:num w:numId="2">
+  <w:num w:numId="2" w16cid:durableId="149104432">
     <w:abstractNumId w:val="18"/>
   </w:num>
-  <w:num w:numId="3">
+  <w:num w:numId="3" w16cid:durableId="1474101958">
     <w:abstractNumId w:val="23"/>
   </w:num>
-  <w:num w:numId="4">
+  <w:num w:numId="4" w16cid:durableId="1692875915">
     <w:abstractNumId w:val="0"/>
   </w:num>
-  <w:num w:numId="5">
+  <w:num w:numId="5" w16cid:durableId="2039115996">
     <w:abstractNumId w:val="12"/>
   </w:num>
-  <w:num w:numId="6">
+  <w:num w:numId="6" w16cid:durableId="532036478">
     <w:abstractNumId w:val="13"/>
   </w:num>
-  <w:num w:numId="7">
+  <w:num w:numId="7" w16cid:durableId="567955143">
     <w:abstractNumId w:val="22"/>
   </w:num>
-  <w:num w:numId="8">
+  <w:num w:numId="8" w16cid:durableId="1612859447">
     <w:abstractNumId w:val="1"/>
   </w:num>
-  <w:num w:numId="9">
+  <w:num w:numId="9" w16cid:durableId="1016612048">
     <w:abstractNumId w:val="27"/>
   </w:num>
-  <w:num w:numId="10">
+  <w:num w:numId="10" w16cid:durableId="1710490682">
     <w:abstractNumId w:val="7"/>
   </w:num>
-  <w:num w:numId="11">
+  <w:num w:numId="11" w16cid:durableId="639383752">
     <w:abstractNumId w:val="14"/>
   </w:num>
-  <w:num w:numId="12">
+  <w:num w:numId="12" w16cid:durableId="1010789579">
     <w:abstractNumId w:val="32"/>
   </w:num>
-  <w:num w:numId="13">
+  <w:num w:numId="13" w16cid:durableId="1616910953">
     <w:abstractNumId w:val="9"/>
   </w:num>
-  <w:num w:numId="14">
+  <w:num w:numId="14" w16cid:durableId="1781412185">
     <w:abstractNumId w:val="6"/>
   </w:num>
-  <w:num w:numId="15">
+  <w:num w:numId="15" w16cid:durableId="1997804020">
     <w:abstractNumId w:val="10"/>
   </w:num>
-  <w:num w:numId="16">
+  <w:num w:numId="16" w16cid:durableId="1732773143">
     <w:abstractNumId w:val="20"/>
   </w:num>
-  <w:num w:numId="17">
+  <w:num w:numId="17" w16cid:durableId="2022734860">
     <w:abstractNumId w:val="11"/>
   </w:num>
-  <w:num w:numId="18">
+  <w:num w:numId="18" w16cid:durableId="1318681448">
     <w:abstractNumId w:val="16"/>
   </w:num>
-  <w:num w:numId="19">
+  <w:num w:numId="19" w16cid:durableId="2978183">
     <w:abstractNumId w:val="5"/>
   </w:num>
-  <w:num w:numId="20">
+  <w:num w:numId="20" w16cid:durableId="343676898">
     <w:abstractNumId w:val="19"/>
   </w:num>
-  <w:num w:numId="21">
+  <w:num w:numId="21" w16cid:durableId="459494123">
     <w:abstractNumId w:val="25"/>
   </w:num>
-  <w:num w:numId="22">
+  <w:num w:numId="22" w16cid:durableId="2026899284">
     <w:abstractNumId w:val="28"/>
   </w:num>
-  <w:num w:numId="23">
+  <w:num w:numId="23" w16cid:durableId="1829899386">
     <w:abstractNumId w:val="4"/>
   </w:num>
-  <w:num w:numId="24">
+  <w:num w:numId="24" w16cid:durableId="870260457">
     <w:abstractNumId w:val="21"/>
   </w:num>
-  <w:num w:numId="25">
+  <w:num w:numId="25" w16cid:durableId="1260987240">
     <w:abstractNumId w:val="31"/>
   </w:num>
-  <w:num w:numId="26">
+  <w:num w:numId="26" w16cid:durableId="1647777054">
     <w:abstractNumId w:val="24"/>
   </w:num>
-  <w:num w:numId="27">
+  <w:num w:numId="27" w16cid:durableId="1725643337">
     <w:abstractNumId w:val="26"/>
   </w:num>
-  <w:num w:numId="28">
+  <w:num w:numId="28" w16cid:durableId="284431448">
     <w:abstractNumId w:val="29"/>
   </w:num>
-  <w:num w:numId="29">
+  <w:num w:numId="29" w16cid:durableId="589198060">
     <w:abstractNumId w:val="17"/>
   </w:num>
-  <w:num w:numId="30">
+  <w:num w:numId="30" w16cid:durableId="1709260392">
     <w:abstractNumId w:val="30"/>
   </w:num>
-  <w:num w:numId="31">
+  <w:num w:numId="31" w16cid:durableId="1680421938">
     <w:abstractNumId w:val="3"/>
   </w:num>
-  <w:num w:numId="32">
+  <w:num w:numId="32" w16cid:durableId="1224021825">
     <w:abstractNumId w:val="2"/>
   </w:num>
-  <w:num w:numId="33">
+  <w:num w:numId="33" w16cid:durableId="846675231">
     <w:abstractNumId w:val="15"/>
   </w:num>
   <w:numIdMacAtCleanup w:val="15"/>
@@ -17319,7 +16636,7 @@
 </file>
 
 <file path=word/styles.xml><?xml version="1.0" encoding="utf-8"?>
-<w:styles xmlns:mc="http://schemas.openxmlformats.org/markup-compatibility/2006" xmlns:r="http://schemas.openxmlformats.org/officeDocument/2006/relationships" xmlns:w="http://schemas.openxmlformats.org/wordprocessingml/2006/main" xmlns:w14="http://schemas.microsoft.com/office/word/2010/wordml" xmlns:w15="http://schemas.microsoft.com/office/word/2012/wordml" xmlns:w16cex="http://schemas.microsoft.com/office/word/2018/wordml/cex" xmlns:w16cid="http://schemas.microsoft.com/office/word/2016/wordml/cid" xmlns:w16="http://schemas.microsoft.com/office/word/2018/wordml" xmlns:w16sdtdh="http://schemas.microsoft.com/office/word/2020/wordml/sdtdatahash" xmlns:w16se="http://schemas.microsoft.com/office/word/2015/wordml/symex" mc:Ignorable="w14 w15 w16se w16cid w16 w16cex w16sdtdh">
+<w:styles xmlns:mc="http://schemas.openxmlformats.org/markup-compatibility/2006" xmlns:r="http://schemas.openxmlformats.org/officeDocument/2006/relationships" xmlns:w="http://schemas.openxmlformats.org/wordprocessingml/2006/main" xmlns:w14="http://schemas.microsoft.com/office/word/2010/wordml" xmlns:w15="http://schemas.microsoft.com/office/word/2012/wordml" xmlns:w16cex="http://schemas.microsoft.com/office/word/2018/wordml/cex" xmlns:w16cid="http://schemas.microsoft.com/office/word/2016/wordml/cid" xmlns:w16="http://schemas.microsoft.com/office/word/2018/wordml" xmlns:w16du="http://schemas.microsoft.com/office/word/2023/wordml/word16du" xmlns:w16sdtdh="http://schemas.microsoft.com/office/word/2020/wordml/sdtdatahash" xmlns:w16sdtfl="http://schemas.microsoft.com/office/word/2024/wordml/sdtformatlock" xmlns:w16se="http://schemas.microsoft.com/office/word/2015/wordml/symex" mc:Ignorable="w14 w15 w16se w16cid w16 w16cex w16sdtdh w16sdtfl w16du">
   <w:docDefaults>
     <w:rPrDefault>
       <w:rPr>
@@ -18806,10 +18123,6 @@
 </file>
 
 <file path=customXml/item1.xml><?xml version="1.0" encoding="utf-8"?>
-<b:Sources xmlns:b="http://schemas.openxmlformats.org/officeDocument/2006/bibliography" xmlns="http://schemas.openxmlformats.org/officeDocument/2006/bibliography" SelectedStyle="\APASixthEditionOfficeOnline.xsl" StyleName="APA" Version="6"/>
-</file>
-
-<file path=customXml/item2.xml><?xml version="1.0" encoding="utf-8"?>
 <p:properties xmlns:p="http://schemas.microsoft.com/office/2006/metadata/properties" xmlns:xsi="http://www.w3.org/2001/XMLSchema-instance" xmlns:pc="http://schemas.microsoft.com/office/infopath/2007/PartnerControls">
   <documentManagement>
     <TaxCatchAll xmlns="23b7ebbb-480e-4d36-8f38-fd0ac82dae9c" xsi:nil="true"/>
@@ -18821,16 +18134,11 @@
 </p:properties>
 </file>
 
-<file path=customXml/item3.xml><?xml version="1.0" encoding="utf-8"?>
-<?mso-contentType ?>
-<FormTemplates xmlns="http://schemas.microsoft.com/sharepoint/v3/contenttype/forms">
-  <Display>DocumentLibraryForm</Display>
-  <Edit>DocumentLibraryForm</Edit>
-  <New>DocumentLibraryForm</New>
-</FormTemplates>
+<file path=customXml/item2.xml><?xml version="1.0" encoding="utf-8"?>
+<b:Sources xmlns:b="http://schemas.openxmlformats.org/officeDocument/2006/bibliography" xmlns="http://schemas.openxmlformats.org/officeDocument/2006/bibliography" SelectedStyle="\APASixthEditionOfficeOnline.xsl" StyleName="APA" Version="6"/>
 </file>
 
-<file path=customXml/item4.xml><?xml version="1.0" encoding="utf-8"?>
+<file path=customXml/item3.xml><?xml version="1.0" encoding="utf-8"?>
 <ct:contentTypeSchema xmlns:ct="http://schemas.microsoft.com/office/2006/metadata/contentType" xmlns:ma="http://schemas.microsoft.com/office/2006/metadata/properties/metaAttributes" ct:_="" ma:_="" ma:contentTypeName="Document" ma:contentTypeID="0x010100AEF28E0A17E4AE4FA5DD6A9AABB5DBC8" ma:contentTypeVersion="16" ma:contentTypeDescription="Create a new document." ma:contentTypeScope="" ma:versionID="a17fa769c7c4fea18ba461e558e121e5">
   <xsd:schema xmlns:xsd="http://www.w3.org/2001/XMLSchema" xmlns:xs="http://www.w3.org/2001/XMLSchema" xmlns:p="http://schemas.microsoft.com/office/2006/metadata/properties" xmlns:ns2="87f1a149-5420-40c2-b2e8-d8d0877ebc85" xmlns:ns3="23b7ebbb-480e-4d36-8f38-fd0ac82dae9c" targetNamespace="http://schemas.microsoft.com/office/2006/metadata/properties" ma:root="true" ma:fieldsID="3bfa0fac8ae4d24da5269d6ff34039be" ns2:_="" ns3:_="">
     <xsd:import namespace="87f1a149-5420-40c2-b2e8-d8d0877ebc85"/>
@@ -19073,15 +18381,16 @@
 </ct:contentTypeSchema>
 </file>
 
-<file path=customXml/itemProps1.xml><?xml version="1.0" encoding="utf-8"?>
-<ds:datastoreItem xmlns:ds="http://schemas.openxmlformats.org/officeDocument/2006/customXml" ds:itemID="{10D35394-9BBA-4CA7-9ACA-93FF9FC4B9FE}">
-  <ds:schemaRefs>
-    <ds:schemaRef ds:uri="http://schemas.openxmlformats.org/officeDocument/2006/bibliography"/>
-  </ds:schemaRefs>
-</ds:datastoreItem>
+<file path=customXml/item4.xml><?xml version="1.0" encoding="utf-8"?>
+<?mso-contentType ?>
+<FormTemplates xmlns="http://schemas.microsoft.com/sharepoint/v3/contenttype/forms">
+  <Display>DocumentLibraryForm</Display>
+  <Edit>DocumentLibraryForm</Edit>
+  <New>DocumentLibraryForm</New>
+</FormTemplates>
 </file>
 
-<file path=customXml/itemProps2.xml><?xml version="1.0" encoding="utf-8"?>
+<file path=customXml/itemProps1.xml><?xml version="1.0" encoding="utf-8"?>
 <ds:datastoreItem xmlns:ds="http://schemas.openxmlformats.org/officeDocument/2006/customXml" ds:itemID="{0EF6B3C1-2C0C-45C1-848E-2E47DFDB0FBC}">
   <ds:schemaRefs>
     <ds:schemaRef ds:uri="http://schemas.microsoft.com/office/2006/metadata/properties"/>
@@ -19092,15 +18401,15 @@
 </ds:datastoreItem>
 </file>
 
-<file path=customXml/itemProps3.xml><?xml version="1.0" encoding="utf-8"?>
-<ds:datastoreItem xmlns:ds="http://schemas.openxmlformats.org/officeDocument/2006/customXml" ds:itemID="{ADE80AD1-B511-437D-9EC6-E71B406ED00D}">
+<file path=customXml/itemProps2.xml><?xml version="1.0" encoding="utf-8"?>
+<ds:datastoreItem xmlns:ds="http://schemas.openxmlformats.org/officeDocument/2006/customXml" ds:itemID="{10D35394-9BBA-4CA7-9ACA-93FF9FC4B9FE}">
   <ds:schemaRefs>
-    <ds:schemaRef ds:uri="http://schemas.microsoft.com/sharepoint/v3/contenttype/forms"/>
+    <ds:schemaRef ds:uri="http://schemas.openxmlformats.org/officeDocument/2006/bibliography"/>
   </ds:schemaRefs>
 </ds:datastoreItem>
 </file>
 
-<file path=customXml/itemProps4.xml><?xml version="1.0" encoding="utf-8"?>
+<file path=customXml/itemProps3.xml><?xml version="1.0" encoding="utf-8"?>
 <ds:datastoreItem xmlns:ds="http://schemas.openxmlformats.org/officeDocument/2006/customXml" ds:itemID="{A2934C3C-1F7E-4BE6-BD60-DDF56A21B2D7}">
   <ds:schemaRefs>
     <ds:schemaRef ds:uri="http://schemas.microsoft.com/office/2006/metadata/contentType"/>
@@ -19117,4 +18426,12 @@
     <ds:schemaRef ds:uri="http://schemas.microsoft.com/internal/obd"/>
   </ds:schemaRefs>
 </ds:datastoreItem>
+</file>
+
+<file path=customXml/itemProps4.xml><?xml version="1.0" encoding="utf-8"?>
+<ds:datastoreItem xmlns:ds="http://schemas.openxmlformats.org/officeDocument/2006/customXml" ds:itemID="{ADE80AD1-B511-437D-9EC6-E71B406ED00D}">
+  <ds:schemaRefs>
+    <ds:schemaRef ds:uri="http://schemas.microsoft.com/sharepoint/v3/contenttype/forms"/>
+  </ds:schemaRefs>
+</ds:datastoreItem>
 </file>